--- a/static/media/1.qd_ktra.docx
+++ b/static/media/1.qd_ktra.docx
@@ -1,6 +1,6 @@
 
 <file path=word/document.xml><?xml version="1.0" encoding="utf-8"?>
-<w:document xmlns:wpc="http://schemas.microsoft.com/office/word/2010/wordprocessingCanvas" xmlns:cx="http://schemas.microsoft.com/office/drawing/2014/chartex" xmlns:cx1="http://schemas.microsoft.com/office/drawing/2015/9/8/chartex" xmlns:cx2="http://schemas.microsoft.com/office/drawing/2015/10/21/chartex" xmlns:cx3="http://schemas.microsoft.com/office/drawing/2016/5/9/chartex" xmlns:cx4="http://schemas.microsoft.com/office/drawing/2016/5/10/chartex" xmlns:cx5="http://schemas.microsoft.com/office/drawing/2016/5/11/chartex" xmlns:cx6="http://schemas.microsoft.com/office/drawing/2016/5/12/chartex" xmlns:cx7="http://schemas.microsoft.com/office/drawing/2016/5/13/chartex" xmlns:cx8="http://schemas.microsoft.com/office/drawing/2016/5/14/chartex" xmlns:mc="http://schemas.openxmlformats.org/markup-compatibility/2006" xmlns:aink="http://schemas.microsoft.com/office/drawing/2016/ink" xmlns:am3d="http://schemas.microsoft.com/office/drawing/2017/model3d" xmlns:o="urn:schemas-microsoft-com:office:office" xmlns:r="http://schemas.openxmlformats.org/officeDocument/2006/relationships" xmlns:m="http://schemas.openxmlformats.org/officeDocument/2006/math" xmlns:v="urn:schemas-microsoft-com:vml" xmlns:wp14="http://schemas.microsoft.com/office/word/2010/wordprocessingDrawing" xmlns:wp="http://schemas.openxmlformats.org/drawingml/2006/wordprocessingDrawing" xmlns:w10="urn:schemas-microsoft-com:office:word" xmlns:w="http://schemas.openxmlformats.org/wordprocessingml/2006/main" xmlns:w14="http://schemas.microsoft.com/office/word/2010/wordml" xmlns:w15="http://schemas.microsoft.com/office/word/2012/wordml" xmlns:w16cex="http://schemas.microsoft.com/office/word/2018/wordml/cex" xmlns:w16cid="http://schemas.microsoft.com/office/word/2016/wordml/cid" xmlns:w16="http://schemas.microsoft.com/office/word/2018/wordml" xmlns:w16sdtdh="http://schemas.microsoft.com/office/word/2020/wordml/sdtdatahash" xmlns:w16se="http://schemas.microsoft.com/office/word/2015/wordml/symex" xmlns:wpg="http://schemas.microsoft.com/office/word/2010/wordprocessingGroup" xmlns:wpi="http://schemas.microsoft.com/office/word/2010/wordprocessingInk" xmlns:wne="http://schemas.microsoft.com/office/word/2006/wordml" xmlns:wps="http://schemas.microsoft.com/office/word/2010/wordprocessingShape" mc:Ignorable="w14 w15 w16se w16cid w16 w16cex w16sdtdh wp14">
+<w:document xmlns:wpc="http://schemas.microsoft.com/office/word/2010/wordprocessingCanvas" xmlns:cx="http://schemas.microsoft.com/office/drawing/2014/chartex" xmlns:cx1="http://schemas.microsoft.com/office/drawing/2015/9/8/chartex" xmlns:cx2="http://schemas.microsoft.com/office/drawing/2015/10/21/chartex" xmlns:cx3="http://schemas.microsoft.com/office/drawing/2016/5/9/chartex" xmlns:cx4="http://schemas.microsoft.com/office/drawing/2016/5/10/chartex" xmlns:cx5="http://schemas.microsoft.com/office/drawing/2016/5/11/chartex" xmlns:cx6="http://schemas.microsoft.com/office/drawing/2016/5/12/chartex" xmlns:cx7="http://schemas.microsoft.com/office/drawing/2016/5/13/chartex" xmlns:cx8="http://schemas.microsoft.com/office/drawing/2016/5/14/chartex" xmlns:mc="http://schemas.openxmlformats.org/markup-compatibility/2006" xmlns:aink="http://schemas.microsoft.com/office/drawing/2016/ink" xmlns:am3d="http://schemas.microsoft.com/office/drawing/2017/model3d" xmlns:o="urn:schemas-microsoft-com:office:office" xmlns:oel="http://schemas.microsoft.com/office/2019/extlst" xmlns:r="http://schemas.openxmlformats.org/officeDocument/2006/relationships" xmlns:m="http://schemas.openxmlformats.org/officeDocument/2006/math" xmlns:v="urn:schemas-microsoft-com:vml" xmlns:wp14="http://schemas.microsoft.com/office/word/2010/wordprocessingDrawing" xmlns:wp="http://schemas.openxmlformats.org/drawingml/2006/wordprocessingDrawing" xmlns:w10="urn:schemas-microsoft-com:office:word" xmlns:w="http://schemas.openxmlformats.org/wordprocessingml/2006/main" xmlns:w14="http://schemas.microsoft.com/office/word/2010/wordml" xmlns:w15="http://schemas.microsoft.com/office/word/2012/wordml" xmlns:w16cex="http://schemas.microsoft.com/office/word/2018/wordml/cex" xmlns:w16cid="http://schemas.microsoft.com/office/word/2016/wordml/cid" xmlns:w16="http://schemas.microsoft.com/office/word/2018/wordml" xmlns:w16du="http://schemas.microsoft.com/office/word/2023/wordml/word16du" xmlns:w16sdtdh="http://schemas.microsoft.com/office/word/2020/wordml/sdtdatahash" xmlns:w16sdtfl="http://schemas.microsoft.com/office/word/2024/wordml/sdtformatlock" xmlns:w16se="http://schemas.microsoft.com/office/word/2015/wordml/symex" xmlns:wpg="http://schemas.microsoft.com/office/word/2010/wordprocessingGroup" xmlns:wpi="http://schemas.microsoft.com/office/word/2010/wordprocessingInk" xmlns:wne="http://schemas.microsoft.com/office/word/2006/wordml" xmlns:wps="http://schemas.microsoft.com/office/word/2010/wordprocessingShape" mc:Ignorable="w14 w15 w16se w16cid w16 w16cex w16sdtdh w16sdtfl w16du wp14">
   <w:body>
     <w:p>
       <w:pPr>
@@ -25,7 +25,7 @@
           <w:szCs w:val="24"/>
         </w:rPr>
         <w:tab/>
-        <w:t>TỔNG CỤC THUẾ</w:t>
+        <w:t>CỤC THUẾ</w:t>
       </w:r>
       <w:r>
         <w:rPr>
@@ -44,7 +44,7 @@
           <w:tab w:val="center" w:pos="1134"/>
           <w:tab w:val="center" w:pos="6946"/>
         </w:tabs>
-        <w:spacing w:after="240" w:line="260" w:lineRule="exact"/>
+        <w:spacing w:after="120" w:line="260" w:lineRule="exact"/>
         <w:ind w:left="-567" w:right="-284"/>
         <w:jc w:val="both"/>
         <w:rPr>
@@ -214,7 +214,7 @@
           <w:sz w:val="26"/>
           <w:szCs w:val="26"/>
         </w:rPr>
-        <w:t>CỤC THUẾ TỈNH QUẢNG TRỊ</w:t>
+        <w:t xml:space="preserve">CHI CỤC THUẾ KHU VỰC XI </w:t>
       </w:r>
       <w:r>
         <w:rPr>
@@ -257,7 +257,15 @@
           <w:szCs w:val="26"/>
         </w:rPr>
         <w:tab/>
-        <w:t>Số:           /QĐ-CTQTR</w:t>
+        <w:t>Số:           /QĐ-</w:t>
+      </w:r>
+      <w:r>
+        <w:rPr>
+          <w:color w:val="000000" w:themeColor="text1"/>
+          <w:sz w:val="26"/>
+          <w:szCs w:val="26"/>
+        </w:rPr>
+        <w:t>CCTKV.XI</w:t>
       </w:r>
       <w:r>
         <w:rPr>
@@ -484,7 +492,7 @@
     </w:p>
     <w:p>
       <w:pPr>
-        <w:spacing w:after="0" w:line="260" w:lineRule="exact"/>
+        <w:spacing w:before="120" w:after="0" w:line="260" w:lineRule="exact"/>
         <w:jc w:val="center"/>
         <w:rPr>
           <w:b/>
@@ -502,7 +510,47 @@
           <w:color w:val="000000" w:themeColor="text1"/>
           <w:szCs w:val="28"/>
         </w:rPr>
-        <w:t>CỤC TRƯỞNG CỤC THUẾ TỈNH QUẢNG TRỊ</w:t>
+        <w:t xml:space="preserve">CHI </w:t>
+      </w:r>
+      <w:r>
+        <w:rPr>
+          <w:b/>
+          <w:bCs/>
+          <w:iCs/>
+          <w:color w:val="000000" w:themeColor="text1"/>
+          <w:szCs w:val="28"/>
+        </w:rPr>
+        <w:t xml:space="preserve">CỤC TRƯỞNG </w:t>
+      </w:r>
+      <w:r>
+        <w:rPr>
+          <w:b/>
+          <w:bCs/>
+          <w:iCs/>
+          <w:color w:val="000000" w:themeColor="text1"/>
+          <w:szCs w:val="28"/>
+        </w:rPr>
+        <w:t>CHI CỤC</w:t>
+      </w:r>
+      <w:r>
+        <w:rPr>
+          <w:b/>
+          <w:bCs/>
+          <w:iCs/>
+          <w:color w:val="000000" w:themeColor="text1"/>
+          <w:szCs w:val="28"/>
+        </w:rPr>
+        <w:t xml:space="preserve"> THU</w:t>
+      </w:r>
+      <w:r>
+        <w:rPr>
+          <w:b/>
+          <w:bCs/>
+          <w:iCs/>
+          <w:color w:val="000000" w:themeColor="text1"/>
+          <w:szCs w:val="28"/>
+        </w:rPr>
+        <w:t>Ế</w:t>
       </w:r>
     </w:p>
     <w:p>
@@ -590,11 +638,74 @@
       </w:pPr>
       <w:r>
         <w:rPr>
-          <w:i/>
-          <w:color w:val="000000" w:themeColor="text1"/>
-          <w:szCs w:val="28"/>
-        </w:rPr>
-        <w:t>Căn cứ Quyết định số 1836/QĐ-BTC ngày 08 tháng 10 năm 2018 của Bộ Tài Chính quy định chức năng, nhiệm vụ, quyền hạn và cơ cấu tổ chức của Cục Thuế thuộc Tổng cục Thuế;</w:t>
+          <w:bCs/>
+          <w:i/>
+        </w:rPr>
+        <w:t xml:space="preserve">Căn cứ Quyết định số </w:t>
+      </w:r>
+      <w:r>
+        <w:rPr>
+          <w:bCs/>
+          <w:i/>
+        </w:rPr>
+        <w:t>904</w:t>
+      </w:r>
+      <w:r>
+        <w:rPr>
+          <w:bCs/>
+          <w:i/>
+        </w:rPr>
+        <w:t xml:space="preserve">/QĐ-BTC ngày </w:t>
+      </w:r>
+      <w:r>
+        <w:rPr>
+          <w:bCs/>
+          <w:i/>
+        </w:rPr>
+        <w:t>03/03/2025</w:t>
+      </w:r>
+      <w:r>
+        <w:rPr>
+          <w:bCs/>
+          <w:i/>
+        </w:rPr>
+        <w:t xml:space="preserve"> của Bộ Tài chính quy định chức năng, nhiệm vụ, quyền hạn và cơ cấu tổ chức của C</w:t>
+      </w:r>
+      <w:r>
+        <w:rPr>
+          <w:bCs/>
+          <w:i/>
+        </w:rPr>
+        <w:t>hi c</w:t>
+      </w:r>
+      <w:r>
+        <w:rPr>
+          <w:bCs/>
+          <w:i/>
+        </w:rPr>
+        <w:t xml:space="preserve">ục Thuế </w:t>
+      </w:r>
+      <w:r>
+        <w:rPr>
+          <w:bCs/>
+          <w:i/>
+        </w:rPr>
+        <w:t xml:space="preserve">khu vực </w:t>
+      </w:r>
+      <w:r>
+        <w:rPr>
+          <w:bCs/>
+          <w:i/>
+        </w:rPr>
+        <w:t>thuộc Cục Thuế</w:t>
+      </w:r>
+      <w:r>
+        <w:rPr>
+          <w:i/>
+          <w:color w:val="000000" w:themeColor="text1"/>
+          <w:szCs w:val="28"/>
+        </w:rPr>
+        <w:t>;</w:t>
       </w:r>
     </w:p>
     <w:p>
@@ -699,7 +810,7 @@
           <w:szCs w:val="28"/>
           <w:lang w:val="nl-NL"/>
         </w:rPr>
-        <w:t xml:space="preserve">về việc phê duyệt kế hoạch kiểm tra thuế tại trụ sở người nộp thuế năm </w:t>
+        <w:t xml:space="preserve">về việc </w:t>
       </w:r>
       <w:r>
         <w:rPr>
@@ -708,6 +819,24 @@
           <w:szCs w:val="28"/>
           <w:lang w:val="nl-NL"/>
         </w:rPr>
+        <w:t>giao chỉ tiêu nhiệm vụ thanh tra thuế và kiểm tra thuế</w:t>
+      </w:r>
+      <w:r>
+        <w:rPr>
+          <w:i/>
+          <w:iCs/>
+          <w:szCs w:val="28"/>
+          <w:lang w:val="nl-NL"/>
+        </w:rPr>
+        <w:t xml:space="preserve"> tại trụ sở người nộp thuế năm </w:t>
+      </w:r>
+      <w:r>
+        <w:rPr>
+          <w:i/>
+          <w:iCs/>
+          <w:szCs w:val="28"/>
+          <w:lang w:val="nl-NL"/>
+        </w:rPr>
         <w:t>&lt;nam_kh_tkt&gt;</w:t>
       </w:r>
       <w:r>
@@ -717,16 +846,7 @@
           <w:szCs w:val="28"/>
           <w:lang w:val="nl-NL"/>
         </w:rPr>
-        <w:t xml:space="preserve"> </w:t>
-      </w:r>
-      <w:r>
-        <w:rPr>
-          <w:i/>
-          <w:iCs/>
-          <w:szCs w:val="28"/>
-          <w:lang w:val="nl-NL"/>
-        </w:rPr>
-        <w:t>của các Cục Thuế thuộc và trực thuộc Tổng cục Thuế;</w:t>
+        <w:t>;</w:t>
       </w:r>
       <w:r>
         <w:rPr>
@@ -874,7 +994,23 @@
           <w:color w:val="000000" w:themeColor="text1"/>
           <w:szCs w:val="28"/>
         </w:rPr>
-        <w:t>Kiểm tra.</w:t>
+        <w:t>Kiểm tra</w:t>
+      </w:r>
+      <w:r>
+        <w:rPr>
+          <w:i/>
+          <w:color w:val="000000" w:themeColor="text1"/>
+          <w:szCs w:val="28"/>
+        </w:rPr>
+        <w:t xml:space="preserve"> số 4</w:t>
+      </w:r>
+      <w:r>
+        <w:rPr>
+          <w:i/>
+          <w:color w:val="000000" w:themeColor="text1"/>
+          <w:szCs w:val="28"/>
+        </w:rPr>
+        <w:t>.</w:t>
       </w:r>
     </w:p>
     <w:p>
@@ -921,18 +1057,7 @@
         <w:t xml:space="preserve"> </w:t>
       </w:r>
       <w:r>
-        <w:rPr>
-          <w:color w:val="000000" w:themeColor="text1"/>
-          <w:szCs w:val="28"/>
-        </w:rPr>
-        <w:t>Kiểm tra</w:t>
-      </w:r>
-      <w:r>
-        <w:rPr>
-          <w:color w:val="000000" w:themeColor="text1"/>
-          <w:szCs w:val="28"/>
-        </w:rPr>
-        <w:t xml:space="preserve"> thuế tại:</w:t>
+        <w:t>Kiểm tra chấp hành pháp luật thuế tại</w:t>
       </w:r>
       <w:r>
         <w:rPr>
@@ -1073,21 +1198,7 @@
           <w:color w:val="000000" w:themeColor="text1"/>
           <w:szCs w:val="28"/>
         </w:rPr>
-        <w:t xml:space="preserve">Tình hình </w:t>
-      </w:r>
-      <w:r>
-        <w:rPr>
-          <w:color w:val="000000" w:themeColor="text1"/>
-          <w:szCs w:val="28"/>
-        </w:rPr>
-        <w:t xml:space="preserve">in, phát hành, </w:t>
-      </w:r>
-      <w:r>
-        <w:rPr>
-          <w:color w:val="000000" w:themeColor="text1"/>
-          <w:szCs w:val="28"/>
-        </w:rPr>
-        <w:t>quản lý</w:t>
+        <w:t>Tình hình quản lý</w:t>
       </w:r>
       <w:r>
         <w:rPr>
@@ -1217,6 +1328,24 @@
         <w:jc w:val="both"/>
         <w:rPr>
           <w:color w:val="000000" w:themeColor="text1"/>
+          <w:szCs w:val="28"/>
+        </w:rPr>
+      </w:pPr>
+      <w:r>
+        <w:rPr>
+          <w:color w:val="000000" w:themeColor="text1"/>
+          <w:szCs w:val="28"/>
+        </w:rPr>
+        <w:t>- Địa điểm kiểm tra: tại trụ sở của NNT.</w:t>
+      </w:r>
+    </w:p>
+    <w:p>
+      <w:pPr>
+        <w:spacing w:after="0" w:line="240" w:lineRule="auto"/>
+        <w:ind w:firstLine="425"/>
+        <w:jc w:val="both"/>
+        <w:rPr>
+          <w:color w:val="000000" w:themeColor="text1"/>
           <w:spacing w:val="-6"/>
           <w:szCs w:val="28"/>
         </w:rPr>
@@ -1499,6 +1628,7 @@
           <w:color w:val="000000" w:themeColor="text1"/>
           <w:szCs w:val="28"/>
         </w:rPr>
+        <w:lastRenderedPageBreak/>
         <w:t>Điều 3.</w:t>
       </w:r>
       <w:r>
@@ -1547,7 +1677,7 @@
     <w:p>
       <w:pPr>
         <w:tabs>
-          <w:tab w:val="center" w:pos="7655"/>
+          <w:tab w:val="center" w:pos="7371"/>
         </w:tabs>
         <w:spacing w:before="240" w:after="0" w:line="240" w:lineRule="auto"/>
         <w:jc w:val="both"/>
@@ -1564,7 +1694,6 @@
           <w:sz w:val="24"/>
           <w:szCs w:val="24"/>
         </w:rPr>
-        <w:lastRenderedPageBreak/>
         <w:t>Nơi nhận:</w:t>
       </w:r>
       <w:r>
@@ -1587,7 +1716,7 @@
     <w:p>
       <w:pPr>
         <w:tabs>
-          <w:tab w:val="center" w:pos="7655"/>
+          <w:tab w:val="center" w:pos="7371"/>
         </w:tabs>
         <w:spacing w:before="40" w:after="0" w:line="240" w:lineRule="auto"/>
         <w:jc w:val="both"/>
@@ -1637,10 +1766,17 @@
       </w:r>
       <w:r>
         <w:rPr>
-          <w:color w:val="000000" w:themeColor="text1"/>
+          <w:bCs/>
           <w:sz w:val="22"/>
         </w:rPr>
-        <w:t>Phòng KK&amp;KTT;</w:t>
+        <w:t>Phòng QLHTDN số 3</w:t>
+      </w:r>
+      <w:r>
+        <w:rPr>
+          <w:color w:val="000000" w:themeColor="text1"/>
+          <w:sz w:val="22"/>
+        </w:rPr>
+        <w:t>;</w:t>
       </w:r>
     </w:p>
     <w:p>
@@ -1656,7 +1792,21 @@
           <w:color w:val="000000" w:themeColor="text1"/>
           <w:sz w:val="22"/>
         </w:rPr>
-        <w:t>- Lưu: VT, TTKT (04b).</w:t>
+        <w:t>- Lưu: VT, TTKT</w:t>
+      </w:r>
+      <w:r>
+        <w:rPr>
+          <w:color w:val="000000" w:themeColor="text1"/>
+          <w:sz w:val="22"/>
+        </w:rPr>
+        <w:t>4</w:t>
+      </w:r>
+      <w:r>
+        <w:rPr>
+          <w:color w:val="000000" w:themeColor="text1"/>
+          <w:sz w:val="22"/>
+        </w:rPr>
+        <w:t xml:space="preserve"> (04b).</w:t>
       </w:r>
     </w:p>
     <w:p>
@@ -1728,7 +1878,7 @@
     <w:p>
       <w:pPr>
         <w:tabs>
-          <w:tab w:val="center" w:pos="7655"/>
+          <w:tab w:val="center" w:pos="7371"/>
         </w:tabs>
         <w:spacing w:after="120" w:line="240" w:lineRule="auto"/>
         <w:jc w:val="both"/>
@@ -1767,7 +1917,7 @@
 </file>
 
 <file path=word/numbering.xml><?xml version="1.0" encoding="utf-8"?>
-<w:numbering xmlns:wpc="http://schemas.microsoft.com/office/word/2010/wordprocessingCanvas" xmlns:cx="http://schemas.microsoft.com/office/drawing/2014/chartex" xmlns:cx1="http://schemas.microsoft.com/office/drawing/2015/9/8/chartex" xmlns:cx2="http://schemas.microsoft.com/office/drawing/2015/10/21/chartex" xmlns:cx3="http://schemas.microsoft.com/office/drawing/2016/5/9/chartex" xmlns:cx4="http://schemas.microsoft.com/office/drawing/2016/5/10/chartex" xmlns:cx5="http://schemas.microsoft.com/office/drawing/2016/5/11/chartex" xmlns:cx6="http://schemas.microsoft.com/office/drawing/2016/5/12/chartex" xmlns:cx7="http://schemas.microsoft.com/office/drawing/2016/5/13/chartex" xmlns:cx8="http://schemas.microsoft.com/office/drawing/2016/5/14/chartex" xmlns:mc="http://schemas.openxmlformats.org/markup-compatibility/2006" xmlns:aink="http://schemas.microsoft.com/office/drawing/2016/ink" xmlns:am3d="http://schemas.microsoft.com/office/drawing/2017/model3d" xmlns:o="urn:schemas-microsoft-com:office:office" xmlns:r="http://schemas.openxmlformats.org/officeDocument/2006/relationships" xmlns:m="http://schemas.openxmlformats.org/officeDocument/2006/math" xmlns:v="urn:schemas-microsoft-com:vml" xmlns:wp14="http://schemas.microsoft.com/office/word/2010/wordprocessingDrawing" xmlns:wp="http://schemas.openxmlformats.org/drawingml/2006/wordprocessingDrawing" xmlns:w10="urn:schemas-microsoft-com:office:word" xmlns:w="http://schemas.openxmlformats.org/wordprocessingml/2006/main" xmlns:w14="http://schemas.microsoft.com/office/word/2010/wordml" xmlns:w15="http://schemas.microsoft.com/office/word/2012/wordml" xmlns:w16cex="http://schemas.microsoft.com/office/word/2018/wordml/cex" xmlns:w16cid="http://schemas.microsoft.com/office/word/2016/wordml/cid" xmlns:w16="http://schemas.microsoft.com/office/word/2018/wordml" xmlns:w16sdtdh="http://schemas.microsoft.com/office/word/2020/wordml/sdtdatahash" xmlns:w16se="http://schemas.microsoft.com/office/word/2015/wordml/symex" xmlns:wpg="http://schemas.microsoft.com/office/word/2010/wordprocessingGroup" xmlns:wpi="http://schemas.microsoft.com/office/word/2010/wordprocessingInk" xmlns:wne="http://schemas.microsoft.com/office/word/2006/wordml" xmlns:wps="http://schemas.microsoft.com/office/word/2010/wordprocessingShape" mc:Ignorable="w14 w15 w16se w16cid w16 w16cex w16sdtdh wp14">
+<w:numbering xmlns:wpc="http://schemas.microsoft.com/office/word/2010/wordprocessingCanvas" xmlns:cx="http://schemas.microsoft.com/office/drawing/2014/chartex" xmlns:cx1="http://schemas.microsoft.com/office/drawing/2015/9/8/chartex" xmlns:cx2="http://schemas.microsoft.com/office/drawing/2015/10/21/chartex" xmlns:cx3="http://schemas.microsoft.com/office/drawing/2016/5/9/chartex" xmlns:cx4="http://schemas.microsoft.com/office/drawing/2016/5/10/chartex" xmlns:cx5="http://schemas.microsoft.com/office/drawing/2016/5/11/chartex" xmlns:cx6="http://schemas.microsoft.com/office/drawing/2016/5/12/chartex" xmlns:cx7="http://schemas.microsoft.com/office/drawing/2016/5/13/chartex" xmlns:cx8="http://schemas.microsoft.com/office/drawing/2016/5/14/chartex" xmlns:mc="http://schemas.openxmlformats.org/markup-compatibility/2006" xmlns:aink="http://schemas.microsoft.com/office/drawing/2016/ink" xmlns:am3d="http://schemas.microsoft.com/office/drawing/2017/model3d" xmlns:o="urn:schemas-microsoft-com:office:office" xmlns:oel="http://schemas.microsoft.com/office/2019/extlst" xmlns:r="http://schemas.openxmlformats.org/officeDocument/2006/relationships" xmlns:m="http://schemas.openxmlformats.org/officeDocument/2006/math" xmlns:v="urn:schemas-microsoft-com:vml" xmlns:wp14="http://schemas.microsoft.com/office/word/2010/wordprocessingDrawing" xmlns:wp="http://schemas.openxmlformats.org/drawingml/2006/wordprocessingDrawing" xmlns:w10="urn:schemas-microsoft-com:office:word" xmlns:w="http://schemas.openxmlformats.org/wordprocessingml/2006/main" xmlns:w14="http://schemas.microsoft.com/office/word/2010/wordml" xmlns:w15="http://schemas.microsoft.com/office/word/2012/wordml" xmlns:w16cex="http://schemas.microsoft.com/office/word/2018/wordml/cex" xmlns:w16cid="http://schemas.microsoft.com/office/word/2016/wordml/cid" xmlns:w16="http://schemas.microsoft.com/office/word/2018/wordml" xmlns:w16du="http://schemas.microsoft.com/office/word/2023/wordml/word16du" xmlns:w16sdtdh="http://schemas.microsoft.com/office/word/2020/wordml/sdtdatahash" xmlns:w16sdtfl="http://schemas.microsoft.com/office/word/2024/wordml/sdtformatlock" xmlns:w16se="http://schemas.microsoft.com/office/word/2015/wordml/symex" xmlns:wpg="http://schemas.microsoft.com/office/word/2010/wordprocessingGroup" xmlns:wpi="http://schemas.microsoft.com/office/word/2010/wordprocessingInk" xmlns:wne="http://schemas.microsoft.com/office/word/2006/wordml" xmlns:wps="http://schemas.microsoft.com/office/word/2010/wordprocessingShape" mc:Ignorable="w14 w15 w16se w16cid w16 w16cex w16sdtdh w16sdtfl w16du wp14">
   <w:abstractNum w:abstractNumId="0" w15:restartNumberingAfterBreak="0">
     <w:nsid w:val="46112E01"/>
     <w:multiLevelType w:val="hybridMultilevel"/>
@@ -2195,23 +2345,23 @@
       </w:pPr>
     </w:lvl>
   </w:abstractNum>
-  <w:num w:numId="1">
+  <w:num w:numId="1" w16cid:durableId="139466799">
     <w:abstractNumId w:val="1"/>
   </w:num>
-  <w:num w:numId="2">
+  <w:num w:numId="2" w16cid:durableId="1580213259">
     <w:abstractNumId w:val="3"/>
   </w:num>
-  <w:num w:numId="3">
+  <w:num w:numId="3" w16cid:durableId="1156845849">
     <w:abstractNumId w:val="2"/>
   </w:num>
-  <w:num w:numId="4">
+  <w:num w:numId="4" w16cid:durableId="1298292696">
     <w:abstractNumId w:val="0"/>
   </w:num>
 </w:numbering>
 </file>
 
 <file path=word/styles.xml><?xml version="1.0" encoding="utf-8"?>
-<w:styles xmlns:mc="http://schemas.openxmlformats.org/markup-compatibility/2006" xmlns:r="http://schemas.openxmlformats.org/officeDocument/2006/relationships" xmlns:w="http://schemas.openxmlformats.org/wordprocessingml/2006/main" xmlns:w14="http://schemas.microsoft.com/office/word/2010/wordml" xmlns:w15="http://schemas.microsoft.com/office/word/2012/wordml" xmlns:w16cex="http://schemas.microsoft.com/office/word/2018/wordml/cex" xmlns:w16cid="http://schemas.microsoft.com/office/word/2016/wordml/cid" xmlns:w16="http://schemas.microsoft.com/office/word/2018/wordml" xmlns:w16sdtdh="http://schemas.microsoft.com/office/word/2020/wordml/sdtdatahash" xmlns:w16se="http://schemas.microsoft.com/office/word/2015/wordml/symex" mc:Ignorable="w14 w15 w16se w16cid w16 w16cex w16sdtdh">
+<w:styles xmlns:mc="http://schemas.openxmlformats.org/markup-compatibility/2006" xmlns:r="http://schemas.openxmlformats.org/officeDocument/2006/relationships" xmlns:w="http://schemas.openxmlformats.org/wordprocessingml/2006/main" xmlns:w14="http://schemas.microsoft.com/office/word/2010/wordml" xmlns:w15="http://schemas.microsoft.com/office/word/2012/wordml" xmlns:w16cex="http://schemas.microsoft.com/office/word/2018/wordml/cex" xmlns:w16cid="http://schemas.microsoft.com/office/word/2016/wordml/cid" xmlns:w16="http://schemas.microsoft.com/office/word/2018/wordml" xmlns:w16du="http://schemas.microsoft.com/office/word/2023/wordml/word16du" xmlns:w16sdtdh="http://schemas.microsoft.com/office/word/2020/wordml/sdtdatahash" xmlns:w16sdtfl="http://schemas.microsoft.com/office/word/2024/wordml/sdtformatlock" xmlns:w16se="http://schemas.microsoft.com/office/word/2015/wordml/symex" mc:Ignorable="w14 w15 w16se w16cid w16 w16cex w16sdtdh w16sdtfl w16du">
   <w:docDefaults>
     <w:rPrDefault>
       <w:rPr>

--- a/static/media/1.qd_ktra.docx
+++ b/static/media/1.qd_ktra.docx
@@ -376,7 +376,15 @@
           <w:color w:val="000000" w:themeColor="text1"/>
           <w:szCs w:val="28"/>
         </w:rPr>
-        <w:t>Về việc kiểm tra chấp hành pháp luật thuế tại</w:t>
+        <w:t>Về việc kiểm tra thuế tại</w:t>
+      </w:r>
+      <w:r>
+        <w:rPr>
+          <w:b/>
+          <w:color w:val="000000" w:themeColor="text1"/>
+          <w:szCs w:val="28"/>
+        </w:rPr>
+        <w:t xml:space="preserve"> </w:t>
       </w:r>
     </w:p>
     <w:p>
@@ -777,31 +785,7 @@
           <w:szCs w:val="28"/>
           <w:lang w:val="nl-NL"/>
         </w:rPr>
-        <w:t xml:space="preserve">Căn cứ &lt;qd_tkt_tct&gt; </w:t>
-      </w:r>
-      <w:r>
-        <w:rPr>
-          <w:i/>
-          <w:szCs w:val="28"/>
-          <w:lang w:val="nl-NL"/>
-        </w:rPr>
-        <w:t>&lt;qd_tkt_tct_ngay_ban_hanh&gt;</w:t>
-      </w:r>
-      <w:r>
-        <w:rPr>
-          <w:i/>
-          <w:szCs w:val="28"/>
-          <w:lang w:val="nl-NL"/>
-        </w:rPr>
-        <w:t xml:space="preserve"> </w:t>
-      </w:r>
-      <w:r>
-        <w:rPr>
-          <w:i/>
-          <w:szCs w:val="28"/>
-          <w:lang w:val="nl-NL"/>
-        </w:rPr>
-        <w:t xml:space="preserve">của Tổng cục Thuế </w:t>
+        <w:t xml:space="preserve">Căn cứ &lt;qd_tkt_tct&gt; của Tổng cục Thuế </w:t>
       </w:r>
       <w:r>
         <w:rPr>
@@ -1628,7 +1612,6 @@
           <w:color w:val="000000" w:themeColor="text1"/>
           <w:szCs w:val="28"/>
         </w:rPr>
-        <w:lastRenderedPageBreak/>
         <w:t>Điều 3.</w:t>
       </w:r>
       <w:r>
@@ -1694,6 +1677,7 @@
           <w:sz w:val="24"/>
           <w:szCs w:val="24"/>
         </w:rPr>
+        <w:lastRenderedPageBreak/>
         <w:t>Nơi nhận:</w:t>
       </w:r>
       <w:r>

--- a/static/media/1.qd_ktra.docx
+++ b/static/media/1.qd_ktra.docx
@@ -534,47 +534,7 @@
           <w:color w:val="000000" w:themeColor="text1"/>
           <w:szCs w:val="28"/>
         </w:rPr>
-        <w:t xml:space="preserve">CHI </w:t>
-      </w:r>
-      <w:r>
-        <w:rPr>
-          <w:b/>
-          <w:bCs/>
-          <w:iCs/>
-          <w:color w:val="000000" w:themeColor="text1"/>
-          <w:szCs w:val="28"/>
-        </w:rPr>
-        <w:t xml:space="preserve">CỤC TRƯỞNG </w:t>
-      </w:r>
-      <w:r>
-        <w:rPr>
-          <w:b/>
-          <w:bCs/>
-          <w:iCs/>
-          <w:color w:val="000000" w:themeColor="text1"/>
-          <w:szCs w:val="28"/>
-        </w:rPr>
-        <w:t>CHI CỤC</w:t>
-      </w:r>
-      <w:r>
-        <w:rPr>
-          <w:b/>
-          <w:bCs/>
-          <w:iCs/>
-          <w:color w:val="000000" w:themeColor="text1"/>
-          <w:szCs w:val="28"/>
-        </w:rPr>
-        <w:t xml:space="preserve"> THU</w:t>
-      </w:r>
-      <w:r>
-        <w:rPr>
-          <w:b/>
-          <w:bCs/>
-          <w:iCs/>
-          <w:color w:val="000000" w:themeColor="text1"/>
-          <w:szCs w:val="28"/>
-        </w:rPr>
-        <w:t>Ế</w:t>
+        <w:t>TRƯỞNG THUẾ TỈNH QUẢNG TRỊ</w:t>
       </w:r>
     </w:p>
     <w:p>
@@ -1002,16 +962,7 @@
           <w:szCs w:val="28"/>
           <w:lang w:val="nl-NL"/>
         </w:rPr>
-        <w:t>Căn cứ &lt;qd_tkt_cct&gt; của Cục Thuế về việc phê duyệt kế hoạch kiểm tra thuế tại trụ sở người nộp thuế năm &lt;nam_kh_tkt&gt; đối với các Chi cục Thuế khu vực và Chi cục Thuế doanh nghiệp lớn</w:t>
-      </w:r>
-      <w:r>
-        <w:rPr>
-          <w:i/>
-          <w:iCs/>
-          <w:szCs w:val="28"/>
-          <w:lang w:val="nl-NL"/>
-        </w:rPr>
-        <w:t>;</w:t>
+        <w:t>Căn cứ &lt;qd_tkt_cct&gt; của Cục Thuế về việc phê duyệt kế hoạch kiểm tra thuế tại trụ sở người nộp thuế năm &lt;nam_kh_tkt&gt; đối với các Chi cục Thuế khu vực và Chi cục Thuế doanh nghiệp lớn;</w:t>
       </w:r>
     </w:p>
     <w:p>

--- a/static/media/1.qd_ktra.docx
+++ b/static/media/1.qd_ktra.docx
@@ -266,7 +266,7 @@
       <w:pPr>
         <w:tabs>
           <w:tab w:val="center" w:pos="1134"/>
-          <w:tab w:val="right" w:pos="9922"/>
+          <w:tab w:val="right" w:pos="9072"/>
         </w:tabs>
         <w:spacing w:after="120" w:line="260" w:lineRule="exact"/>
         <w:jc w:val="both"/>
@@ -348,15 +348,24 @@
           <w:color w:val="000000" w:themeColor="text1"/>
           <w:szCs w:val="28"/>
         </w:rPr>
-        <w:t xml:space="preserve">năm </w:t>
-      </w:r>
-      <w:r>
-        <w:rPr>
-          <w:i/>
-          <w:color w:val="FFFFFF" w:themeColor="background1"/>
-          <w:szCs w:val="28"/>
-        </w:rPr>
-        <w:t>9999</w:t>
+        <w:t>năm</w:t>
+      </w:r>
+      <w:r>
+        <w:rPr>
+          <w:i/>
+          <w:color w:val="000000" w:themeColor="text1"/>
+          <w:szCs w:val="28"/>
+        </w:rPr>
+        <w:t xml:space="preserve"> </w:t>
+      </w:r>
+      <w:r>
+        <w:rPr>
+          <w:i/>
+          <w:iCs/>
+          <w:szCs w:val="28"/>
+          <w:lang w:val="nl-NL"/>
+        </w:rPr>
+        <w:t>&lt;nam_kh_tkt&gt;</w:t>
       </w:r>
       <w:r>
         <w:rPr>

--- a/static/media/1.qd_ktra.docx
+++ b/static/media/1.qd_ktra.docx
@@ -284,7 +284,7 @@
           <w:szCs w:val="26"/>
         </w:rPr>
         <w:tab/>
-        <w:t>Số:           /QĐ-</w:t>
+        <w:t>Số:           /QĐ</w:t>
       </w:r>
       <w:r>
         <w:rPr>
@@ -292,7 +292,14 @@
           <w:sz w:val="26"/>
           <w:szCs w:val="26"/>
         </w:rPr>
-        <w:t>CCTKV.XI</w:t>
+        <w:t>-</w:t>
+      </w:r>
+      <w:r>
+        <w:rPr>
+          <w:szCs w:val="28"/>
+          <w:lang w:val="nl-NL"/>
+        </w:rPr>
+        <w:t>QTR</w:t>
       </w:r>
       <w:r>
         <w:rPr>
@@ -883,7 +890,22 @@
           <w:color w:val="000000" w:themeColor="text1"/>
           <w:szCs w:val="28"/>
         </w:rPr>
-        <w:t>Căn cứ &lt;tham_quyen_ky&gt; của Chi cục Thuế khu vực XI về việc giao cho Phó Chi cục trưởng Chi cục Thuế được ký thay một số văn bản thuộc thẩm quyền của Chi cục trưởng Chi cục Thuế;</w:t>
+        <w:t xml:space="preserve">Căn cứ &lt;tham_quyen_ky&gt; </w:t>
+      </w:r>
+      <w:r>
+        <w:rPr>
+          <w:bCs/>
+          <w:i/>
+        </w:rPr>
+        <w:t>của Thuế tỉnh Quảng Trị về việc phân công lĩnh vực phụ trách và ủy quyền ký văn bản của các đồng chí Lãnh đạo Thuế tỉnh</w:t>
+      </w:r>
+      <w:r>
+        <w:rPr>
+          <w:i/>
+          <w:color w:val="000000" w:themeColor="text1"/>
+          <w:szCs w:val="28"/>
+        </w:rPr>
+        <w:t>;</w:t>
       </w:r>
     </w:p>
     <w:p>
@@ -1649,7 +1671,6 @@
           <w:color w:val="000000" w:themeColor="text1"/>
           <w:sz w:val="22"/>
         </w:rPr>
-        <w:lastRenderedPageBreak/>
         <w:t xml:space="preserve">- </w:t>
       </w:r>
       <w:r>
@@ -1687,6 +1708,7 @@
           <w:color w:val="000000" w:themeColor="text1"/>
           <w:sz w:val="22"/>
         </w:rPr>
+        <w:lastRenderedPageBreak/>
         <w:t>- Lưu: VT, KT</w:t>
       </w:r>
       <w:r>

--- a/static/media/1.qd_ktra.docx
+++ b/static/media/1.qd_ktra.docx
@@ -915,6 +915,26 @@
         <w:jc w:val="both"/>
         <w:rPr>
           <w:i/>
+          <w:color w:val="000000" w:themeColor="text1"/>
+          <w:szCs w:val="28"/>
+        </w:rPr>
+      </w:pPr>
+      <w:r>
+        <w:rPr>
+          <w:i/>
+          <w:color w:val="000000" w:themeColor="text1"/>
+          <w:szCs w:val="28"/>
+        </w:rPr>
+        <w:t>Căn cứ Quyết định số 193/QĐ-QTR ngày 29/07/2025 của Thuế tỉnh Quảng Trị về việc ủy quyền ký văn bản của các đồng chí Phó Trưởng Thuế tỉnh;</w:t>
+      </w:r>
+    </w:p>
+    <w:p>
+      <w:pPr>
+        <w:spacing w:before="120" w:after="120" w:line="240" w:lineRule="auto"/>
+        <w:ind w:firstLine="425"/>
+        <w:jc w:val="both"/>
+        <w:rPr>
+          <w:i/>
           <w:iCs/>
           <w:szCs w:val="28"/>
           <w:lang w:val="nl-NL"/>
@@ -1603,6 +1623,7 @@
           <w:sz w:val="24"/>
           <w:szCs w:val="24"/>
         </w:rPr>
+        <w:lastRenderedPageBreak/>
         <w:t>Nơi nhận:</w:t>
       </w:r>
       <w:r>
@@ -1708,7 +1729,6 @@
           <w:color w:val="000000" w:themeColor="text1"/>
           <w:sz w:val="22"/>
         </w:rPr>
-        <w:lastRenderedPageBreak/>
         <w:t>- Lưu: VT, KT</w:t>
       </w:r>
       <w:r>
@@ -2704,7 +2724,6 @@
   <w:style w:type="character" w:default="1" w:styleId="DefaultParagraphFont">
     <w:name w:val="Default Paragraph Font"/>
     <w:uiPriority w:val="1"/>
-    <w:semiHidden/>
     <w:unhideWhenUsed/>
   </w:style>
   <w:style w:type="table" w:default="1" w:styleId="TableNormal">

--- a/static/media/1.qd_ktra.docx
+++ b/static/media/1.qd_ktra.docx
@@ -6,7 +6,7 @@
       <w:pPr>
         <w:tabs>
           <w:tab w:val="center" w:pos="1418"/>
-          <w:tab w:val="center" w:pos="6946"/>
+          <w:tab w:val="center" w:pos="6379"/>
         </w:tabs>
         <w:spacing w:after="0" w:line="240" w:lineRule="auto"/>
         <w:ind w:right="-284"/>
@@ -42,6 +42,14 @@
           <w:szCs w:val="24"/>
         </w:rPr>
         <w:tab/>
+      </w:r>
+      <w:r>
+        <w:rPr>
+          <w:b/>
+          <w:color w:val="000000" w:themeColor="text1"/>
+          <w:sz w:val="26"/>
+          <w:szCs w:val="26"/>
+        </w:rPr>
         <w:t>CỘNG HÒA XÃ HỘI CHỦ NGHĨA VIỆT NAM</w:t>
       </w:r>
     </w:p>
@@ -49,7 +57,7 @@
       <w:pPr>
         <w:tabs>
           <w:tab w:val="center" w:pos="1418"/>
-          <w:tab w:val="center" w:pos="6946"/>
+          <w:tab w:val="center" w:pos="6379"/>
         </w:tabs>
         <w:spacing w:after="120" w:line="240" w:lineRule="auto"/>
         <w:ind w:right="-284"/>
@@ -71,10 +79,10 @@
         <mc:AlternateContent>
           <mc:Choice Requires="wps">
             <w:drawing>
-              <wp:anchor distT="0" distB="0" distL="114300" distR="114300" simplePos="0" relativeHeight="251660800" behindDoc="0" locked="0" layoutInCell="1" allowOverlap="1" wp14:anchorId="7A33B5E7" wp14:editId="29C76A53">
+              <wp:anchor distT="0" distB="0" distL="114300" distR="114300" simplePos="0" relativeHeight="251660800" behindDoc="0" locked="0" layoutInCell="1" allowOverlap="1" wp14:anchorId="7A33B5E7" wp14:editId="2F2C1005">
                 <wp:simplePos x="0" y="0"/>
                 <wp:positionH relativeFrom="column">
-                  <wp:posOffset>3624696</wp:posOffset>
+                  <wp:posOffset>3253105</wp:posOffset>
                 </wp:positionH>
                 <wp:positionV relativeFrom="paragraph">
                   <wp:posOffset>214630</wp:posOffset>
@@ -132,11 +140,11 @@
           </mc:Choice>
           <mc:Fallback>
             <w:pict>
-              <v:shapetype w14:anchorId="08B2E57A" id="_x0000_t32" coordsize="21600,21600" o:spt="32" o:oned="t" path="m,l21600,21600e" filled="f">
+              <v:shapetype w14:anchorId="37B82839" id="_x0000_t32" coordsize="21600,21600" o:spt="32" o:oned="t" path="m,l21600,21600e" filled="f">
                 <v:path arrowok="t" fillok="f" o:connecttype="none"/>
                 <o:lock v:ext="edit" shapetype="t"/>
               </v:shapetype>
-              <v:shape id="AutoShape 5" o:spid="_x0000_s1026" type="#_x0000_t32" style="position:absolute;margin-left:285.4pt;margin-top:16.9pt;width:114.2pt;height:0;z-index:251660800;visibility:visible;mso-wrap-style:square;mso-width-percent:0;mso-height-percent:0;mso-wrap-distance-left:9pt;mso-wrap-distance-top:0;mso-wrap-distance-right:9pt;mso-wrap-distance-bottom:0;mso-position-horizontal:absolute;mso-position-horizontal-relative:text;mso-position-vertical:absolute;mso-position-vertical-relative:text;mso-width-percent:0;mso-height-percent:0;mso-width-relative:page;mso-height-relative:page" o:gfxdata="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"/>
+              <v:shape id="AutoShape 5" o:spid="_x0000_s1026" type="#_x0000_t32" style="position:absolute;margin-left:256.15pt;margin-top:16.9pt;width:114.2pt;height:0;z-index:251660800;visibility:visible;mso-wrap-style:square;mso-width-percent:0;mso-height-percent:0;mso-wrap-distance-left:9pt;mso-wrap-distance-top:0;mso-wrap-distance-right:9pt;mso-wrap-distance-bottom:0;mso-position-horizontal:absolute;mso-position-horizontal-relative:text;mso-position-vertical:absolute;mso-position-vertical-relative:text;mso-width-percent:0;mso-height-percent:0;mso-width-relative:page;mso-height-relative:page" o:gfxdata="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"/>
             </w:pict>
           </mc:Fallback>
         </mc:AlternateContent>
@@ -257,7 +265,8 @@
         <w:rPr>
           <w:b/>
           <w:color w:val="000000" w:themeColor="text1"/>
-          <w:szCs w:val="28"/>
+          <w:sz w:val="26"/>
+          <w:szCs w:val="26"/>
         </w:rPr>
         <w:t>Độc lập – Tự do – Hạnh phúc</w:t>
       </w:r>
@@ -265,7 +274,7 @@
     <w:p>
       <w:pPr>
         <w:tabs>
-          <w:tab w:val="center" w:pos="1134"/>
+          <w:tab w:val="center" w:pos="1418"/>
           <w:tab w:val="right" w:pos="9072"/>
         </w:tabs>
         <w:spacing w:after="120" w:line="260" w:lineRule="exact"/>
@@ -555,8 +564,8 @@
     </w:p>
     <w:p>
       <w:pPr>
-        <w:spacing w:before="120" w:after="120" w:line="240" w:lineRule="auto"/>
-        <w:ind w:firstLine="425"/>
+        <w:spacing w:after="0" w:line="240" w:lineRule="auto"/>
+        <w:ind w:right="-284" w:firstLine="425"/>
         <w:jc w:val="both"/>
         <w:rPr>
           <w:i/>
@@ -607,13 +616,14 @@
     </w:p>
     <w:p>
       <w:pPr>
-        <w:spacing w:before="120" w:after="120" w:line="240" w:lineRule="auto"/>
-        <w:ind w:firstLine="425"/>
+        <w:spacing w:after="0" w:line="240" w:lineRule="auto"/>
+        <w:ind w:right="-284" w:firstLine="425"/>
         <w:jc w:val="both"/>
         <w:rPr>
           <w:i/>
           <w:color w:val="000000" w:themeColor="text1"/>
           <w:szCs w:val="28"/>
+          <w:lang w:val="nl-NL"/>
         </w:rPr>
       </w:pPr>
       <w:r>
@@ -628,148 +638,54 @@
     </w:p>
     <w:p>
       <w:pPr>
-        <w:pStyle w:val="BodyTextIndentTimesNewRoman"/>
-        <w:spacing w:before="60" w:line="264" w:lineRule="auto"/>
-        <w:ind w:firstLine="567"/>
-        <w:rPr>
-          <w:i/>
-          <w:color w:val="auto"/>
-        </w:rPr>
-      </w:pPr>
-      <w:r>
-        <w:rPr>
-          <w:i/>
-          <w:color w:val="auto"/>
-        </w:rPr>
-        <w:t>C</w:t>
-      </w:r>
-      <w:r>
-        <w:rPr>
-          <w:rFonts w:hint="eastAsia"/>
-          <w:i/>
-          <w:color w:val="auto"/>
-        </w:rPr>
-        <w:t>ă</w:t>
-      </w:r>
-      <w:r>
-        <w:rPr>
-          <w:i/>
-          <w:color w:val="auto"/>
-        </w:rPr>
-        <w:t xml:space="preserve">n cứ Quyết </w:t>
-      </w:r>
-      <w:r>
-        <w:rPr>
-          <w:rFonts w:hint="eastAsia"/>
-          <w:i/>
-          <w:color w:val="auto"/>
-        </w:rPr>
-        <w:t>đ</w:t>
-      </w:r>
-      <w:r>
-        <w:rPr>
-          <w:i/>
-          <w:color w:val="auto"/>
-        </w:rPr>
-        <w:t>ịnh số 1376/Q</w:t>
-      </w:r>
-      <w:r>
-        <w:rPr>
-          <w:rFonts w:hint="eastAsia"/>
-          <w:i/>
-          <w:color w:val="auto"/>
-        </w:rPr>
-        <w:t>Đ</w:t>
-      </w:r>
-      <w:r>
-        <w:rPr>
-          <w:i/>
-          <w:color w:val="auto"/>
-        </w:rPr>
-        <w:t>-CT ngày 30/6/2025 của Cục tr</w:t>
-      </w:r>
-      <w:r>
-        <w:rPr>
-          <w:rFonts w:hint="eastAsia"/>
-          <w:i/>
-          <w:color w:val="auto"/>
-        </w:rPr>
-        <w:t>ư</w:t>
-      </w:r>
-      <w:r>
-        <w:rPr>
-          <w:i/>
-          <w:color w:val="auto"/>
-        </w:rPr>
-        <w:t xml:space="preserve">ởng Cục Thuế về việc ban hành quy </w:t>
-      </w:r>
-      <w:r>
-        <w:rPr>
-          <w:rFonts w:hint="eastAsia"/>
-          <w:i/>
-          <w:color w:val="auto"/>
-        </w:rPr>
-        <w:t>đ</w:t>
-      </w:r>
-      <w:r>
-        <w:rPr>
-          <w:i/>
-          <w:color w:val="auto"/>
-        </w:rPr>
-        <w:t>ịnh chức n</w:t>
-      </w:r>
-      <w:r>
-        <w:rPr>
-          <w:rFonts w:hint="eastAsia"/>
-          <w:i/>
-          <w:color w:val="auto"/>
-        </w:rPr>
-        <w:t>ă</w:t>
-      </w:r>
-      <w:r>
-        <w:rPr>
-          <w:i/>
-          <w:color w:val="auto"/>
-        </w:rPr>
-        <w:t>ng, nhiệm vụ, quyền hạn và c</w:t>
-      </w:r>
-      <w:r>
-        <w:rPr>
-          <w:rFonts w:hint="eastAsia"/>
-          <w:i/>
-          <w:color w:val="auto"/>
-        </w:rPr>
-        <w:t>ơ</w:t>
-      </w:r>
-      <w:r>
-        <w:rPr>
-          <w:i/>
-          <w:color w:val="auto"/>
-        </w:rPr>
-        <w:t xml:space="preserve"> cấu tổ chức của Thuế tỉnh, thành phố thuộc Cục Thuế</w:t>
-      </w:r>
-      <w:r>
-        <w:rPr>
-          <w:i/>
-          <w:color w:val="auto"/>
-        </w:rPr>
-        <w:t>;</w:t>
+        <w:spacing w:after="0" w:line="240" w:lineRule="auto"/>
+        <w:ind w:right="-284" w:firstLine="425"/>
+        <w:jc w:val="both"/>
+        <w:rPr>
+          <w:i/>
+          <w:color w:val="000000" w:themeColor="text1"/>
+          <w:szCs w:val="28"/>
+        </w:rPr>
+      </w:pPr>
+      <w:r>
+        <w:rPr>
+          <w:i/>
+          <w:szCs w:val="28"/>
+          <w:lang w:val="nl-NL"/>
+        </w:rPr>
+        <w:t xml:space="preserve">Căn cứ </w:t>
+      </w:r>
+      <w:r>
+        <w:rPr>
+          <w:i/>
+          <w:szCs w:val="28"/>
+          <w:lang w:val="nl-NL"/>
+        </w:rPr>
+        <w:t>&lt;quy_trinh_ktra&gt;</w:t>
+      </w:r>
+      <w:r>
+        <w:rPr>
+          <w:i/>
+          <w:szCs w:val="28"/>
+          <w:lang w:val="nl-NL"/>
+        </w:rPr>
+        <w:t xml:space="preserve"> của Tổng cục trưởng Tổng cục Thuế về việc ban hành Quy trình kiểm tra thuế;</w:t>
       </w:r>
     </w:p>
     <w:p>
       <w:pPr>
-        <w:spacing w:before="120" w:after="120" w:line="240" w:lineRule="auto"/>
-        <w:ind w:firstLine="425"/>
-        <w:jc w:val="both"/>
-        <w:rPr>
-          <w:i/>
-          <w:color w:val="000000" w:themeColor="text1"/>
-          <w:szCs w:val="28"/>
-        </w:rPr>
-      </w:pPr>
-      <w:r>
-        <w:rPr>
-          <w:i/>
+        <w:pStyle w:val="BodyTextIndentTimesNewRoman"/>
+        <w:spacing w:line="240" w:lineRule="auto"/>
+        <w:ind w:right="-284" w:firstLine="567"/>
+        <w:rPr>
+          <w:i/>
+          <w:color w:val="auto"/>
+        </w:rPr>
+      </w:pPr>
+      <w:r>
+        <w:rPr>
+          <w:i/>
+          <w:color w:val="auto"/>
         </w:rPr>
         <w:t>C</w:t>
       </w:r>
@@ -777,12 +693,14 @@
         <w:rPr>
           <w:rFonts w:hint="eastAsia"/>
           <w:i/>
+          <w:color w:val="auto"/>
         </w:rPr>
         <w:t>ă</w:t>
       </w:r>
       <w:r>
         <w:rPr>
           <w:i/>
+          <w:color w:val="auto"/>
         </w:rPr>
         <w:t xml:space="preserve">n cứ Quyết </w:t>
       </w:r>
@@ -790,38 +708,44 @@
         <w:rPr>
           <w:rFonts w:hint="eastAsia"/>
           <w:i/>
+          <w:color w:val="auto"/>
         </w:rPr>
         <w:t>đ</w:t>
       </w:r>
       <w:r>
         <w:rPr>
           <w:i/>
-        </w:rPr>
-        <w:t>ịnh số 1383/Q</w:t>
+          <w:color w:val="auto"/>
+        </w:rPr>
+        <w:t>ịnh số 1376/Q</w:t>
       </w:r>
       <w:r>
         <w:rPr>
           <w:rFonts w:hint="eastAsia"/>
           <w:i/>
+          <w:color w:val="auto"/>
         </w:rPr>
         <w:t>Đ</w:t>
       </w:r>
       <w:r>
         <w:rPr>
           <w:i/>
-        </w:rPr>
-        <w:t>-CT ngày 30/06/2025 của Cục tr</w:t>
+          <w:color w:val="auto"/>
+        </w:rPr>
+        <w:t>-CT ngày 30/6/2025 của Cục tr</w:t>
       </w:r>
       <w:r>
         <w:rPr>
           <w:rFonts w:hint="eastAsia"/>
           <w:i/>
+          <w:color w:val="auto"/>
         </w:rPr>
         <w:t>ư</w:t>
       </w:r>
       <w:r>
         <w:rPr>
           <w:i/>
+          <w:color w:val="auto"/>
         </w:rPr>
         <w:t xml:space="preserve">ởng Cục Thuế về việc ban hành quy </w:t>
       </w:r>
@@ -829,12 +753,14 @@
         <w:rPr>
           <w:rFonts w:hint="eastAsia"/>
           <w:i/>
+          <w:color w:val="auto"/>
         </w:rPr>
         <w:t>đ</w:t>
       </w:r>
       <w:r>
         <w:rPr>
           <w:i/>
+          <w:color w:val="auto"/>
         </w:rPr>
         <w:t>ịnh chức n</w:t>
       </w:r>
@@ -842,76 +768,66 @@
         <w:rPr>
           <w:rFonts w:hint="eastAsia"/>
           <w:i/>
+          <w:color w:val="auto"/>
         </w:rPr>
         <w:t>ă</w:t>
       </w:r>
       <w:r>
         <w:rPr>
           <w:i/>
-        </w:rPr>
-        <w:t>ng, nhiệm vụ, quyền hạn của V</w:t>
+          <w:color w:val="auto"/>
+        </w:rPr>
+        <w:t>ng, nhiệm vụ, quyền hạn và c</w:t>
       </w:r>
       <w:r>
         <w:rPr>
           <w:rFonts w:hint="eastAsia"/>
           <w:i/>
-        </w:rPr>
-        <w:t>ă</w:t>
-      </w:r>
-      <w:r>
-        <w:rPr>
-          <w:i/>
-        </w:rPr>
-        <w:t>n phòng, các Phòng thuộc Thuế tỉnh, thành phố</w:t>
-      </w:r>
-      <w:r>
-        <w:rPr>
-          <w:i/>
-          <w:color w:val="000000" w:themeColor="text1"/>
-          <w:szCs w:val="28"/>
+          <w:color w:val="auto"/>
+        </w:rPr>
+        <w:t>ơ</w:t>
+      </w:r>
+      <w:r>
+        <w:rPr>
+          <w:i/>
+          <w:color w:val="auto"/>
+        </w:rPr>
+        <w:t xml:space="preserve"> cấu tổ chức của Thuế tỉnh, thành phố thuộc Cục Thuế</w:t>
+      </w:r>
+      <w:r>
+        <w:rPr>
+          <w:i/>
+          <w:color w:val="auto"/>
         </w:rPr>
         <w:t>;</w:t>
       </w:r>
     </w:p>
     <w:p>
       <w:pPr>
-        <w:spacing w:before="120" w:after="120" w:line="240" w:lineRule="auto"/>
-        <w:ind w:firstLine="425"/>
+        <w:spacing w:after="0" w:line="240" w:lineRule="auto"/>
+        <w:ind w:right="-284" w:firstLine="425"/>
         <w:jc w:val="both"/>
         <w:rPr>
           <w:i/>
-          <w:color w:val="000000" w:themeColor="text1"/>
-          <w:szCs w:val="28"/>
-        </w:rPr>
-      </w:pPr>
-      <w:r>
-        <w:rPr>
-          <w:i/>
-          <w:color w:val="000000" w:themeColor="text1"/>
-          <w:szCs w:val="28"/>
-        </w:rPr>
-        <w:t xml:space="preserve">Căn cứ &lt;tham_quyen_ky&gt; </w:t>
-      </w:r>
-      <w:r>
-        <w:rPr>
-          <w:bCs/>
-          <w:i/>
-        </w:rPr>
-        <w:t>của Thuế tỉnh Quảng Trị về việc phân công lĩnh vực phụ trách và ủy quyền ký văn bản của các đồng chí Lãnh đạo Thuế tỉnh</w:t>
-      </w:r>
-      <w:r>
-        <w:rPr>
-          <w:i/>
-          <w:color w:val="000000" w:themeColor="text1"/>
-          <w:szCs w:val="28"/>
-        </w:rPr>
-        <w:t>;</w:t>
+          <w:iCs/>
+          <w:szCs w:val="28"/>
+          <w:lang w:val="nl-NL"/>
+        </w:rPr>
+      </w:pPr>
+      <w:r>
+        <w:rPr>
+          <w:i/>
+          <w:iCs/>
+          <w:szCs w:val="28"/>
+          <w:lang w:val="nl-NL"/>
+        </w:rPr>
+        <w:t>Căn cứ &lt;qd_tkt_cct&gt; của Cục Thuế về việc phê duyệt kế hoạch kiểm tra thuế tại trụ sở người nộp thuế năm &lt;nam_kh_tkt&gt; đối với các Chi cục Thuế khu vực và Chi cục Thuế doanh nghiệp lớn;</w:t>
       </w:r>
     </w:p>
     <w:p>
       <w:pPr>
-        <w:spacing w:before="120" w:after="120" w:line="240" w:lineRule="auto"/>
-        <w:ind w:firstLine="425"/>
+        <w:spacing w:after="0" w:line="240" w:lineRule="auto"/>
+        <w:ind w:right="-284" w:firstLine="425"/>
         <w:jc w:val="both"/>
         <w:rPr>
           <w:i/>
@@ -925,101 +841,28 @@
           <w:color w:val="000000" w:themeColor="text1"/>
           <w:szCs w:val="28"/>
         </w:rPr>
-        <w:t>Căn cứ Quyết định số 193/QĐ-QTR ngày 29/07/2025 của Thuế tỉnh Quảng Trị về việc ủy quyền ký văn bản của các đồng chí Phó Trưởng Thuế tỉnh;</w:t>
+        <w:t xml:space="preserve">Căn cứ &lt;tham_quyen_ky&gt; </w:t>
+      </w:r>
+      <w:r>
+        <w:rPr>
+          <w:bCs/>
+          <w:i/>
+        </w:rPr>
+        <w:t>của Thuế tỉnh Quảng Trị về việc phân công lĩnh vực phụ trách và ủy quyền ký văn bản của các đồng chí Lãnh đạo Thuế tỉnh</w:t>
+      </w:r>
+      <w:r>
+        <w:rPr>
+          <w:i/>
+          <w:color w:val="000000" w:themeColor="text1"/>
+          <w:szCs w:val="28"/>
+        </w:rPr>
+        <w:t>;</w:t>
       </w:r>
     </w:p>
     <w:p>
       <w:pPr>
-        <w:spacing w:before="120" w:after="120" w:line="240" w:lineRule="auto"/>
-        <w:ind w:firstLine="425"/>
-        <w:jc w:val="both"/>
-        <w:rPr>
-          <w:i/>
-          <w:iCs/>
-          <w:szCs w:val="28"/>
-          <w:lang w:val="nl-NL"/>
-        </w:rPr>
-      </w:pPr>
-      <w:r>
-        <w:rPr>
-          <w:i/>
-          <w:szCs w:val="28"/>
-          <w:lang w:val="nl-NL"/>
-        </w:rPr>
-        <w:t xml:space="preserve">Căn cứ &lt;qd_tkt_tct&gt; của Tổng cục Thuế </w:t>
-      </w:r>
-      <w:r>
-        <w:rPr>
-          <w:i/>
-          <w:iCs/>
-          <w:szCs w:val="28"/>
-          <w:lang w:val="nl-NL"/>
-        </w:rPr>
-        <w:t xml:space="preserve">về việc </w:t>
-      </w:r>
-      <w:r>
-        <w:rPr>
-          <w:i/>
-          <w:iCs/>
-          <w:szCs w:val="28"/>
-          <w:lang w:val="nl-NL"/>
-        </w:rPr>
-        <w:t>giao chỉ tiêu nhiệm vụ thanh tra thuế và kiểm tra thuế</w:t>
-      </w:r>
-      <w:r>
-        <w:rPr>
-          <w:i/>
-          <w:iCs/>
-          <w:szCs w:val="28"/>
-          <w:lang w:val="nl-NL"/>
-        </w:rPr>
-        <w:t xml:space="preserve"> tại trụ sở người nộp thuế năm </w:t>
-      </w:r>
-      <w:r>
-        <w:rPr>
-          <w:i/>
-          <w:iCs/>
-          <w:szCs w:val="28"/>
-          <w:lang w:val="nl-NL"/>
-        </w:rPr>
-        <w:t>&lt;nam_kh_tkt&gt;</w:t>
-      </w:r>
-      <w:r>
-        <w:rPr>
-          <w:i/>
-          <w:iCs/>
-          <w:szCs w:val="28"/>
-          <w:lang w:val="nl-NL"/>
-        </w:rPr>
-        <w:t>;</w:t>
-      </w:r>
-    </w:p>
-    <w:p>
-      <w:pPr>
-        <w:spacing w:before="120" w:after="120" w:line="240" w:lineRule="auto"/>
-        <w:ind w:firstLine="425"/>
-        <w:jc w:val="both"/>
-        <w:rPr>
-          <w:i/>
-          <w:iCs/>
-          <w:szCs w:val="28"/>
-          <w:lang w:val="nl-NL"/>
-        </w:rPr>
-      </w:pPr>
-      <w:r>
-        <w:rPr>
-          <w:i/>
-          <w:iCs/>
-          <w:szCs w:val="28"/>
-          <w:lang w:val="nl-NL"/>
-        </w:rPr>
-        <w:t>Căn cứ &lt;qd_tkt_cct&gt; của Cục Thuế về việc phê duyệt kế hoạch kiểm tra thuế tại trụ sở người nộp thuế năm &lt;nam_kh_tkt&gt; đối với các Chi cục Thuế khu vực và Chi cục Thuế doanh nghiệp lớn;</w:t>
-      </w:r>
-    </w:p>
-    <w:p>
-      <w:pPr>
-        <w:spacing w:before="120" w:after="120" w:line="240" w:lineRule="auto"/>
-        <w:ind w:firstLine="425"/>
+        <w:spacing w:after="0" w:line="240" w:lineRule="auto"/>
+        <w:ind w:right="-284" w:firstLine="425"/>
         <w:jc w:val="both"/>
         <w:rPr>
           <w:i/>
@@ -1107,7 +950,7 @@
     <w:p>
       <w:pPr>
         <w:spacing w:after="0" w:line="240" w:lineRule="auto"/>
-        <w:ind w:firstLine="425"/>
+        <w:ind w:right="-284" w:firstLine="425"/>
         <w:jc w:val="both"/>
         <w:rPr>
           <w:color w:val="000000" w:themeColor="text1"/>
@@ -1148,7 +991,7 @@
     <w:p>
       <w:pPr>
         <w:spacing w:after="0" w:line="240" w:lineRule="auto"/>
-        <w:ind w:firstLine="425"/>
+        <w:ind w:right="-284" w:firstLine="425"/>
         <w:jc w:val="both"/>
         <w:rPr>
           <w:color w:val="000000" w:themeColor="text1"/>
@@ -1187,7 +1030,7 @@
     <w:p>
       <w:pPr>
         <w:spacing w:after="0" w:line="240" w:lineRule="auto"/>
-        <w:ind w:firstLine="425"/>
+        <w:ind w:right="-284" w:firstLine="425"/>
         <w:jc w:val="both"/>
         <w:rPr>
           <w:color w:val="000000" w:themeColor="text1"/>
@@ -1240,7 +1083,7 @@
     <w:p>
       <w:pPr>
         <w:spacing w:after="0" w:line="240" w:lineRule="auto"/>
-        <w:ind w:firstLine="425"/>
+        <w:ind w:right="-284" w:firstLine="425"/>
         <w:jc w:val="both"/>
         <w:rPr>
           <w:color w:val="000000" w:themeColor="text1"/>
@@ -1258,7 +1101,7 @@
     <w:p>
       <w:pPr>
         <w:spacing w:after="0" w:line="240" w:lineRule="auto"/>
-        <w:ind w:firstLine="425"/>
+        <w:ind w:right="-284" w:firstLine="425"/>
         <w:jc w:val="both"/>
         <w:rPr>
           <w:color w:val="000000" w:themeColor="text1"/>
@@ -1318,7 +1161,7 @@
     <w:p>
       <w:pPr>
         <w:spacing w:after="0" w:line="240" w:lineRule="auto"/>
-        <w:ind w:firstLine="425"/>
+        <w:ind w:right="-284" w:firstLine="425"/>
         <w:jc w:val="both"/>
         <w:rPr>
           <w:color w:val="000000" w:themeColor="text1"/>
@@ -1387,7 +1230,7 @@
     <w:p>
       <w:pPr>
         <w:spacing w:after="0" w:line="240" w:lineRule="auto"/>
-        <w:ind w:firstLine="425"/>
+        <w:ind w:right="-284" w:firstLine="425"/>
         <w:jc w:val="both"/>
         <w:rPr>
           <w:color w:val="000000" w:themeColor="text1"/>
@@ -1545,7 +1388,7 @@
     <w:p>
       <w:pPr>
         <w:spacing w:after="0" w:line="240" w:lineRule="auto"/>
-        <w:ind w:firstLine="425"/>
+        <w:ind w:right="-284" w:firstLine="425"/>
         <w:jc w:val="both"/>
         <w:rPr>
           <w:color w:val="000000" w:themeColor="text1"/>
@@ -1623,7 +1466,6 @@
           <w:sz w:val="24"/>
           <w:szCs w:val="24"/>
         </w:rPr>
-        <w:lastRenderedPageBreak/>
         <w:t>Nơi nhận:</w:t>
       </w:r>
       <w:r>
@@ -1638,7 +1480,8 @@
           <w:b/>
           <w:bCs/>
           <w:color w:val="000000" w:themeColor="text1"/>
-          <w:szCs w:val="28"/>
+          <w:sz w:val="26"/>
+          <w:szCs w:val="26"/>
         </w:rPr>
         <w:t>&lt;hinh_thuc_ky&gt;</w:t>
       </w:r>
@@ -1674,7 +1517,8 @@
           <w:b/>
           <w:bCs/>
           <w:color w:val="000000" w:themeColor="text1"/>
-          <w:szCs w:val="28"/>
+          <w:sz w:val="26"/>
+          <w:szCs w:val="26"/>
         </w:rPr>
         <w:t>&lt;LD_CUC&gt;</w:t>
       </w:r>
@@ -2724,6 +2568,7 @@
   <w:style w:type="character" w:default="1" w:styleId="DefaultParagraphFont">
     <w:name w:val="Default Paragraph Font"/>
     <w:uiPriority w:val="1"/>
+    <w:semiHidden/>
     <w:unhideWhenUsed/>
   </w:style>
   <w:style w:type="table" w:default="1" w:styleId="TableNormal">

--- a/static/media/1.qd_ktra.docx
+++ b/static/media/1.qd_ktra.docx
@@ -140,7 +140,7 @@
           </mc:Choice>
           <mc:Fallback>
             <w:pict>
-              <v:shapetype w14:anchorId="37B82839" id="_x0000_t32" coordsize="21600,21600" o:spt="32" o:oned="t" path="m,l21600,21600e" filled="f">
+              <v:shapetype w14:anchorId="0125BCB9" id="_x0000_t32" coordsize="21600,21600" o:spt="32" o:oned="t" path="m,l21600,21600e" filled="f">
                 <v:path arrowok="t" fillok="f" o:connecttype="none"/>
                 <o:lock v:ext="edit" shapetype="t"/>
               </v:shapetype>
@@ -565,7 +565,7 @@
     <w:p>
       <w:pPr>
         <w:spacing w:after="0" w:line="240" w:lineRule="auto"/>
-        <w:ind w:right="-284" w:firstLine="425"/>
+        <w:ind w:firstLine="567"/>
         <w:jc w:val="both"/>
         <w:rPr>
           <w:i/>
@@ -617,7 +617,7 @@
     <w:p>
       <w:pPr>
         <w:spacing w:after="0" w:line="240" w:lineRule="auto"/>
-        <w:ind w:right="-284" w:firstLine="425"/>
+        <w:ind w:firstLine="567"/>
         <w:jc w:val="both"/>
         <w:rPr>
           <w:i/>
@@ -639,7 +639,7 @@
     <w:p>
       <w:pPr>
         <w:spacing w:after="0" w:line="240" w:lineRule="auto"/>
-        <w:ind w:right="-284" w:firstLine="425"/>
+        <w:ind w:firstLine="567"/>
         <w:jc w:val="both"/>
         <w:rPr>
           <w:i/>
@@ -676,7 +676,7 @@
       <w:pPr>
         <w:pStyle w:val="BodyTextIndentTimesNewRoman"/>
         <w:spacing w:line="240" w:lineRule="auto"/>
-        <w:ind w:right="-284" w:firstLine="567"/>
+        <w:ind w:firstLine="567"/>
         <w:rPr>
           <w:i/>
           <w:color w:val="auto"/>
@@ -805,7 +805,7 @@
     <w:p>
       <w:pPr>
         <w:spacing w:after="0" w:line="240" w:lineRule="auto"/>
-        <w:ind w:right="-284" w:firstLine="425"/>
+        <w:ind w:firstLine="567"/>
         <w:jc w:val="both"/>
         <w:rPr>
           <w:i/>
@@ -827,7 +827,7 @@
     <w:p>
       <w:pPr>
         <w:spacing w:after="0" w:line="240" w:lineRule="auto"/>
-        <w:ind w:right="-284" w:firstLine="425"/>
+        <w:ind w:firstLine="567"/>
         <w:jc w:val="both"/>
         <w:rPr>
           <w:i/>
@@ -862,7 +862,7 @@
     <w:p>
       <w:pPr>
         <w:spacing w:after="0" w:line="240" w:lineRule="auto"/>
-        <w:ind w:right="-284" w:firstLine="425"/>
+        <w:ind w:firstLine="567"/>
         <w:jc w:val="both"/>
         <w:rPr>
           <w:i/>
@@ -950,7 +950,7 @@
     <w:p>
       <w:pPr>
         <w:spacing w:after="0" w:line="240" w:lineRule="auto"/>
-        <w:ind w:right="-284" w:firstLine="425"/>
+        <w:ind w:firstLine="567"/>
         <w:jc w:val="both"/>
         <w:rPr>
           <w:color w:val="000000" w:themeColor="text1"/>
@@ -991,7 +991,7 @@
     <w:p>
       <w:pPr>
         <w:spacing w:after="0" w:line="240" w:lineRule="auto"/>
-        <w:ind w:right="-284" w:firstLine="425"/>
+        <w:ind w:firstLine="567"/>
         <w:jc w:val="both"/>
         <w:rPr>
           <w:color w:val="000000" w:themeColor="text1"/>
@@ -1030,7 +1030,7 @@
     <w:p>
       <w:pPr>
         <w:spacing w:after="0" w:line="240" w:lineRule="auto"/>
-        <w:ind w:right="-284" w:firstLine="425"/>
+        <w:ind w:firstLine="567"/>
         <w:jc w:val="both"/>
         <w:rPr>
           <w:color w:val="000000" w:themeColor="text1"/>
@@ -1083,7 +1083,7 @@
     <w:p>
       <w:pPr>
         <w:spacing w:after="0" w:line="240" w:lineRule="auto"/>
-        <w:ind w:right="-284" w:firstLine="425"/>
+        <w:ind w:firstLine="567"/>
         <w:jc w:val="both"/>
         <w:rPr>
           <w:color w:val="000000" w:themeColor="text1"/>
@@ -1101,7 +1101,7 @@
     <w:p>
       <w:pPr>
         <w:spacing w:after="0" w:line="240" w:lineRule="auto"/>
-        <w:ind w:right="-284" w:firstLine="425"/>
+        <w:ind w:firstLine="567"/>
         <w:jc w:val="both"/>
         <w:rPr>
           <w:color w:val="000000" w:themeColor="text1"/>
@@ -1161,7 +1161,7 @@
     <w:p>
       <w:pPr>
         <w:spacing w:after="0" w:line="240" w:lineRule="auto"/>
-        <w:ind w:right="-284" w:firstLine="425"/>
+        <w:ind w:firstLine="567"/>
         <w:jc w:val="both"/>
         <w:rPr>
           <w:color w:val="000000" w:themeColor="text1"/>
@@ -1230,7 +1230,7 @@
     <w:p>
       <w:pPr>
         <w:spacing w:after="0" w:line="240" w:lineRule="auto"/>
-        <w:ind w:right="-284" w:firstLine="425"/>
+        <w:ind w:firstLine="567"/>
         <w:jc w:val="both"/>
         <w:rPr>
           <w:color w:val="000000" w:themeColor="text1"/>
@@ -1388,7 +1388,7 @@
     <w:p>
       <w:pPr>
         <w:spacing w:after="0" w:line="240" w:lineRule="auto"/>
-        <w:ind w:right="-284" w:firstLine="425"/>
+        <w:ind w:firstLine="567"/>
         <w:jc w:val="both"/>
         <w:rPr>
           <w:color w:val="000000" w:themeColor="text1"/>

--- a/static/media/1.qd_ktra.docx
+++ b/static/media/1.qd_ktra.docx
@@ -140,7 +140,7 @@
           </mc:Choice>
           <mc:Fallback>
             <w:pict>
-              <v:shapetype w14:anchorId="0125BCB9" id="_x0000_t32" coordsize="21600,21600" o:spt="32" o:oned="t" path="m,l21600,21600e" filled="f">
+              <v:shapetype w14:anchorId="62BAA177" id="_x0000_t32" coordsize="21600,21600" o:spt="32" o:oned="t" path="m,l21600,21600e" filled="f">
                 <v:path arrowok="t" fillok="f" o:connecttype="none"/>
                 <o:lock v:ext="edit" shapetype="t"/>
               </v:shapetype>
@@ -1127,28 +1127,35 @@
           <w:color w:val="000000" w:themeColor="text1"/>
           <w:szCs w:val="28"/>
         </w:rPr>
-        <w:t>kiểm tra</w:t>
-      </w:r>
-      <w:r>
-        <w:rPr>
-          <w:color w:val="000000" w:themeColor="text1"/>
-          <w:szCs w:val="28"/>
-        </w:rPr>
-        <w:t xml:space="preserve"> </w:t>
-      </w:r>
-      <w:r>
-        <w:rPr>
-          <w:color w:val="000000" w:themeColor="text1"/>
-          <w:szCs w:val="28"/>
-        </w:rPr>
-        <w:t>&lt;so_nam_ktra&gt;</w:t>
-      </w:r>
-      <w:r>
-        <w:rPr>
-          <w:color w:val="000000" w:themeColor="text1"/>
-          <w:szCs w:val="28"/>
-        </w:rPr>
-        <w:t xml:space="preserve"> năm: &lt;nam_ktra&gt;</w:t>
+        <w:t>kiểm</w:t>
+      </w:r>
+      <w:r>
+        <w:rPr>
+          <w:color w:val="000000" w:themeColor="text1"/>
+          <w:szCs w:val="28"/>
+        </w:rPr>
+        <w:t xml:space="preserve"> tra: Từ ngày </w:t>
+      </w:r>
+      <w:r>
+        <w:rPr>
+          <w:color w:val="000000" w:themeColor="text1"/>
+          <w:szCs w:val="28"/>
+        </w:rPr>
+        <w:t>&lt;tu_ngay&gt;</w:t>
+      </w:r>
+      <w:r>
+        <w:rPr>
+          <w:color w:val="000000" w:themeColor="text1"/>
+          <w:szCs w:val="28"/>
+        </w:rPr>
+        <w:t xml:space="preserve"> đến ngày </w:t>
+      </w:r>
+      <w:r>
+        <w:rPr>
+          <w:color w:val="000000" w:themeColor="text1"/>
+          <w:szCs w:val="28"/>
+        </w:rPr>
+        <w:t>&lt;den_ngay&gt;</w:t>
       </w:r>
       <w:r>
         <w:rPr>
@@ -2568,7 +2575,6 @@
   <w:style w:type="character" w:default="1" w:styleId="DefaultParagraphFont">
     <w:name w:val="Default Paragraph Font"/>
     <w:uiPriority w:val="1"/>
-    <w:semiHidden/>
     <w:unhideWhenUsed/>
   </w:style>
   <w:style w:type="table" w:default="1" w:styleId="TableNormal">

--- a/static/media/1.qd_ktra.docx
+++ b/static/media/1.qd_ktra.docx
@@ -140,7 +140,7 @@
           </mc:Choice>
           <mc:Fallback>
             <w:pict>
-              <v:shapetype w14:anchorId="62BAA177" id="_x0000_t32" coordsize="21600,21600" o:spt="32" o:oned="t" path="m,l21600,21600e" filled="f">
+              <v:shapetype w14:anchorId="29515E4B" id="_x0000_t32" coordsize="21600,21600" o:spt="32" o:oned="t" path="m,l21600,21600e" filled="f">
                 <v:path arrowok="t" fillok="f" o:connecttype="none"/>
                 <o:lock v:ext="edit" shapetype="t"/>
               </v:shapetype>
@@ -265,8 +265,7 @@
         <w:rPr>
           <w:b/>
           <w:color w:val="000000" w:themeColor="text1"/>
-          <w:sz w:val="26"/>
-          <w:szCs w:val="26"/>
+          <w:szCs w:val="28"/>
         </w:rPr>
         <w:t>Độc lập – Tự do – Hạnh phúc</w:t>
       </w:r>
@@ -573,6 +572,7 @@
           <w:lang w:val="nl-NL"/>
         </w:rPr>
       </w:pPr>
+      <w:bookmarkStart w:id="0" w:name="_Hlk205235959"/>
       <w:r>
         <w:rPr>
           <w:i/>
@@ -633,7 +633,25 @@
           <w:szCs w:val="28"/>
           <w:lang w:val="nl-NL"/>
         </w:rPr>
-        <w:t>Căn cứ các Luật thuế, phí, lệ phí và các văn bản hướng dẫn thi hành;</w:t>
+        <w:t xml:space="preserve">Căn cứ các Luật </w:t>
+      </w:r>
+      <w:r>
+        <w:rPr>
+          <w:i/>
+          <w:color w:val="000000" w:themeColor="text1"/>
+          <w:szCs w:val="28"/>
+          <w:lang w:val="nl-NL"/>
+        </w:rPr>
+        <w:t>T</w:t>
+      </w:r>
+      <w:r>
+        <w:rPr>
+          <w:i/>
+          <w:color w:val="000000" w:themeColor="text1"/>
+          <w:szCs w:val="28"/>
+          <w:lang w:val="nl-NL"/>
+        </w:rPr>
+        <w:t>huế, phí, lệ phí và các văn bản hướng dẫn thi hành;</w:t>
       </w:r>
     </w:p>
     <w:p>
@@ -821,7 +839,42 @@
           <w:szCs w:val="28"/>
           <w:lang w:val="nl-NL"/>
         </w:rPr>
-        <w:t>Căn cứ &lt;qd_tkt_cct&gt; của Cục Thuế về việc phê duyệt kế hoạch kiểm tra thuế tại trụ sở người nộp thuế năm &lt;nam_kh_tkt&gt; đối với các Chi cục Thuế khu vực và Chi cục Thuế doanh nghiệp lớn;</w:t>
+        <w:t xml:space="preserve">Căn cứ &lt;qd_tkt_cct&gt; của </w:t>
+      </w:r>
+      <w:r>
+        <w:rPr>
+          <w:i/>
+          <w:szCs w:val="28"/>
+          <w:lang w:val="nl-NL"/>
+        </w:rPr>
+        <w:t>Cục trưởng</w:t>
+      </w:r>
+      <w:r>
+        <w:rPr>
+          <w:i/>
+          <w:iCs/>
+          <w:szCs w:val="28"/>
+          <w:lang w:val="nl-NL"/>
+        </w:rPr>
+        <w:t xml:space="preserve"> </w:t>
+      </w:r>
+      <w:r>
+        <w:rPr>
+          <w:i/>
+          <w:iCs/>
+          <w:szCs w:val="28"/>
+          <w:lang w:val="nl-NL"/>
+        </w:rPr>
+        <w:t xml:space="preserve"> </w:t>
+      </w:r>
+      <w:r>
+        <w:rPr>
+          <w:i/>
+          <w:iCs/>
+          <w:szCs w:val="28"/>
+          <w:lang w:val="nl-NL"/>
+        </w:rPr>
+        <w:t>Cục Thuế về việc phê duyệt kế hoạch kiểm tra thuế tại trụ sở người nộp thuế năm &lt;nam_kh_tkt&gt; đối với các Chi cục Thuế khu vực và Chi cục Thuế doanh nghiệp lớn;</w:t>
       </w:r>
     </w:p>
     <w:p>
@@ -848,7 +901,21 @@
           <w:bCs/>
           <w:i/>
         </w:rPr>
-        <w:t>của Thuế tỉnh Quảng Trị về việc phân công lĩnh vực phụ trách và ủy quyền ký văn bản của các đồng chí Lãnh đạo Thuế tỉnh</w:t>
+        <w:t>của</w:t>
+      </w:r>
+      <w:r>
+        <w:rPr>
+          <w:bCs/>
+          <w:i/>
+        </w:rPr>
+        <w:t xml:space="preserve"> Trưởng</w:t>
+      </w:r>
+      <w:r>
+        <w:rPr>
+          <w:bCs/>
+          <w:i/>
+        </w:rPr>
+        <w:t xml:space="preserve"> Thuế tỉnh Quảng Trị về việc phân công lĩnh vực phụ trách và ủy quyền ký văn bản của các đồng chí Lãnh đạo Thuế tỉnh</w:t>
       </w:r>
       <w:r>
         <w:rPr>
@@ -858,6 +925,7 @@
         </w:rPr>
         <w:t>;</w:t>
       </w:r>
+      <w:bookmarkEnd w:id="0"/>
     </w:p>
     <w:p>
       <w:pPr>
@@ -1580,21 +1648,32 @@
           <w:color w:val="000000" w:themeColor="text1"/>
           <w:sz w:val="22"/>
         </w:rPr>
-        <w:t>- Lưu: VT, KT</w:t>
-      </w:r>
-      <w:r>
-        <w:rPr>
-          <w:color w:val="000000" w:themeColor="text1"/>
+        <w:t xml:space="preserve">- Lưu: VT, </w:t>
+      </w:r>
+      <w:bookmarkStart w:id="1" w:name="_Hlk205236029"/>
+      <w:r>
+        <w:rPr>
+          <w:bCs/>
+          <w:iCs/>
           <w:sz w:val="22"/>
         </w:rPr>
-        <w:t>2</w:t>
-      </w:r>
-      <w:r>
-        <w:rPr>
-          <w:color w:val="000000" w:themeColor="text1"/>
+        <w:t>KTr2</w:t>
+      </w:r>
+      <w:r>
+        <w:rPr>
+          <w:bCs/>
+          <w:iCs/>
           <w:sz w:val="22"/>
         </w:rPr>
-        <w:t xml:space="preserve"> (04b).</w:t>
+        <w:t xml:space="preserve"> </w:t>
+      </w:r>
+      <w:bookmarkEnd w:id="1"/>
+      <w:r>
+        <w:rPr>
+          <w:color w:val="000000" w:themeColor="text1"/>
+          <w:sz w:val="22"/>
+        </w:rPr>
+        <w:t>(04b).</w:t>
       </w:r>
     </w:p>
     <w:p>
@@ -1682,6 +1761,7 @@
           <w:color w:val="000000" w:themeColor="text1"/>
           <w:szCs w:val="28"/>
         </w:rPr>
+        <w:lastRenderedPageBreak/>
         <w:tab/>
       </w:r>
       <w:r>

--- a/static/media/1.qd_ktra.docx
+++ b/static/media/1.qd_ktra.docx
@@ -140,7 +140,7 @@
           </mc:Choice>
           <mc:Fallback>
             <w:pict>
-              <v:shapetype w14:anchorId="29515E4B" id="_x0000_t32" coordsize="21600,21600" o:spt="32" o:oned="t" path="m,l21600,21600e" filled="f">
+              <v:shapetype w14:anchorId="59CC44C3" id="_x0000_t32" coordsize="21600,21600" o:spt="32" o:oned="t" path="m,l21600,21600e" filled="f">
                 <v:path arrowok="t" fillok="f" o:connecttype="none"/>
                 <o:lock v:ext="edit" shapetype="t"/>
               </v:shapetype>
@@ -1209,7 +1209,28 @@
           <w:color w:val="000000" w:themeColor="text1"/>
           <w:szCs w:val="28"/>
         </w:rPr>
-        <w:t>&lt;tu_ngay&gt;</w:t>
+        <w:t>01/01/</w:t>
+      </w:r>
+      <w:r>
+        <w:rPr>
+          <w:color w:val="000000" w:themeColor="text1"/>
+          <w:szCs w:val="28"/>
+        </w:rPr>
+        <w:t>&lt;tu_n</w:t>
+      </w:r>
+      <w:r>
+        <w:rPr>
+          <w:color w:val="000000" w:themeColor="text1"/>
+          <w:szCs w:val="28"/>
+        </w:rPr>
+        <w:t>am</w:t>
+      </w:r>
+      <w:r>
+        <w:rPr>
+          <w:color w:val="000000" w:themeColor="text1"/>
+          <w:szCs w:val="28"/>
+        </w:rPr>
+        <w:t>&gt;</w:t>
       </w:r>
       <w:r>
         <w:rPr>
@@ -1223,7 +1244,28 @@
           <w:color w:val="000000" w:themeColor="text1"/>
           <w:szCs w:val="28"/>
         </w:rPr>
-        <w:t>&lt;den_ngay&gt;</w:t>
+        <w:t>31/12/</w:t>
+      </w:r>
+      <w:r>
+        <w:rPr>
+          <w:color w:val="000000" w:themeColor="text1"/>
+          <w:szCs w:val="28"/>
+        </w:rPr>
+        <w:t>&lt;den_n</w:t>
+      </w:r>
+      <w:r>
+        <w:rPr>
+          <w:color w:val="000000" w:themeColor="text1"/>
+          <w:szCs w:val="28"/>
+        </w:rPr>
+        <w:t>am</w:t>
+      </w:r>
+      <w:r>
+        <w:rPr>
+          <w:color w:val="000000" w:themeColor="text1"/>
+          <w:szCs w:val="28"/>
+        </w:rPr>
+        <w:t>&gt;</w:t>
       </w:r>
       <w:r>
         <w:rPr>

--- a/static/media/1.qd_ktra.docx
+++ b/static/media/1.qd_ktra.docx
@@ -140,7 +140,7 @@
           </mc:Choice>
           <mc:Fallback>
             <w:pict>
-              <v:shapetype w14:anchorId="59CC44C3" id="_x0000_t32" coordsize="21600,21600" o:spt="32" o:oned="t" path="m,l21600,21600e" filled="f">
+              <v:shapetype w14:anchorId="1F4C4763" id="_x0000_t32" coordsize="21600,21600" o:spt="32" o:oned="t" path="m,l21600,21600e" filled="f">
                 <v:path arrowok="t" fillok="f" o:connecttype="none"/>
                 <o:lock v:ext="edit" shapetype="t"/>
               </v:shapetype>
@@ -1209,28 +1209,17 @@
           <w:color w:val="000000" w:themeColor="text1"/>
           <w:szCs w:val="28"/>
         </w:rPr>
-        <w:t>01/01/</w:t>
-      </w:r>
-      <w:r>
-        <w:rPr>
-          <w:color w:val="000000" w:themeColor="text1"/>
-          <w:szCs w:val="28"/>
-        </w:rPr>
-        <w:t>&lt;tu_n</w:t>
-      </w:r>
-      <w:r>
-        <w:rPr>
-          <w:color w:val="000000" w:themeColor="text1"/>
-          <w:szCs w:val="28"/>
-        </w:rPr>
-        <w:t>am</w:t>
-      </w:r>
-      <w:r>
-        <w:rPr>
-          <w:color w:val="000000" w:themeColor="text1"/>
-          <w:szCs w:val="28"/>
-        </w:rPr>
-        <w:t>&gt;</w:t>
+        <w:t>01/01</w:t>
+      </w:r>
+      <w:r>
+        <w:t xml:space="preserve"> </w:t>
+      </w:r>
+      <w:r>
+        <w:rPr>
+          <w:color w:val="000000" w:themeColor="text1"/>
+          <w:szCs w:val="28"/>
+        </w:rPr>
+        <w:t>&lt;tu_nam&gt;</w:t>
       </w:r>
       <w:r>
         <w:rPr>
@@ -1244,28 +1233,17 @@
           <w:color w:val="000000" w:themeColor="text1"/>
           <w:szCs w:val="28"/>
         </w:rPr>
-        <w:t>31/12/</w:t>
-      </w:r>
-      <w:r>
-        <w:rPr>
-          <w:color w:val="000000" w:themeColor="text1"/>
-          <w:szCs w:val="28"/>
-        </w:rPr>
-        <w:t>&lt;den_n</w:t>
-      </w:r>
-      <w:r>
-        <w:rPr>
-          <w:color w:val="000000" w:themeColor="text1"/>
-          <w:szCs w:val="28"/>
-        </w:rPr>
-        <w:t>am</w:t>
-      </w:r>
-      <w:r>
-        <w:rPr>
-          <w:color w:val="000000" w:themeColor="text1"/>
-          <w:szCs w:val="28"/>
-        </w:rPr>
-        <w:t>&gt;</w:t>
+        <w:t>31/12</w:t>
+      </w:r>
+      <w:r>
+        <w:t xml:space="preserve"> </w:t>
+      </w:r>
+      <w:r>
+        <w:rPr>
+          <w:color w:val="000000" w:themeColor="text1"/>
+          <w:szCs w:val="28"/>
+        </w:rPr>
+        <w:t>&lt;den_nam&gt;</w:t>
       </w:r>
       <w:r>
         <w:rPr>

--- a/static/media/1.qd_ktra.docx
+++ b/static/media/1.qd_ktra.docx
@@ -402,6 +402,17 @@
           <w:szCs w:val="28"/>
         </w:rPr>
       </w:pPr>
+    </w:p>
+    <w:p>
+      <w:pPr>
+        <w:spacing w:before="240" w:after="0" w:line="240" w:lineRule="auto"/>
+        <w:jc w:val="center"/>
+        <w:rPr>
+          <w:b/>
+          <w:color w:val="000000" w:themeColor="text1"/>
+          <w:szCs w:val="28"/>
+        </w:rPr>
+      </w:pPr>
       <w:r>
         <w:rPr>
           <w:b/>
@@ -540,7 +551,7 @@
     </w:p>
     <w:p>
       <w:pPr>
-        <w:spacing w:before="120" w:after="0" w:line="260" w:lineRule="exact"/>
+        <w:spacing w:before="120" w:after="120" w:line="260" w:lineRule="exact"/>
         <w:jc w:val="center"/>
         <w:rPr>
           <w:b/>
@@ -563,7 +574,7 @@
     </w:p>
     <w:p>
       <w:pPr>
-        <w:spacing w:after="0" w:line="240" w:lineRule="auto"/>
+        <w:spacing w:before="60" w:after="0" w:line="240" w:lineRule="auto"/>
         <w:ind w:firstLine="567"/>
         <w:jc w:val="both"/>
         <w:rPr>
@@ -616,7 +627,7 @@
     </w:p>
     <w:p>
       <w:pPr>
-        <w:spacing w:after="0" w:line="240" w:lineRule="auto"/>
+        <w:spacing w:before="60" w:after="0" w:line="240" w:lineRule="auto"/>
         <w:ind w:firstLine="567"/>
         <w:jc w:val="both"/>
         <w:rPr>
@@ -656,7 +667,7 @@
     </w:p>
     <w:p>
       <w:pPr>
-        <w:spacing w:after="0" w:line="240" w:lineRule="auto"/>
+        <w:spacing w:before="60" w:after="0" w:line="240" w:lineRule="auto"/>
         <w:ind w:firstLine="567"/>
         <w:jc w:val="both"/>
         <w:rPr>
@@ -693,7 +704,7 @@
     <w:p>
       <w:pPr>
         <w:pStyle w:val="BodyTextIndentTimesNewRoman"/>
-        <w:spacing w:line="240" w:lineRule="auto"/>
+        <w:spacing w:before="60" w:line="240" w:lineRule="auto"/>
         <w:ind w:firstLine="567"/>
         <w:rPr>
           <w:i/>
@@ -822,7 +833,7 @@
     </w:p>
     <w:p>
       <w:pPr>
-        <w:spacing w:after="0" w:line="240" w:lineRule="auto"/>
+        <w:spacing w:before="60" w:after="0" w:line="240" w:lineRule="auto"/>
         <w:ind w:firstLine="567"/>
         <w:jc w:val="both"/>
         <w:rPr>
@@ -879,7 +890,7 @@
     </w:p>
     <w:p>
       <w:pPr>
-        <w:spacing w:after="0" w:line="240" w:lineRule="auto"/>
+        <w:spacing w:before="60" w:after="0" w:line="240" w:lineRule="auto"/>
         <w:ind w:firstLine="567"/>
         <w:jc w:val="both"/>
         <w:rPr>
@@ -929,7 +940,7 @@
     </w:p>
     <w:p>
       <w:pPr>
-        <w:spacing w:after="0" w:line="240" w:lineRule="auto"/>
+        <w:spacing w:before="60" w:after="0" w:line="240" w:lineRule="auto"/>
         <w:ind w:firstLine="567"/>
         <w:jc w:val="both"/>
         <w:rPr>
@@ -998,7 +1009,7 @@
     <w:p>
       <w:pPr>
         <w:spacing w:before="240" w:after="120" w:line="240" w:lineRule="auto"/>
-        <w:ind w:firstLine="425"/>
+        <w:ind w:firstLine="567"/>
         <w:jc w:val="center"/>
         <w:rPr>
           <w:b/>
@@ -1017,7 +1028,7 @@
     </w:p>
     <w:p>
       <w:pPr>
-        <w:spacing w:after="0" w:line="240" w:lineRule="auto"/>
+        <w:spacing w:before="60" w:after="0" w:line="240" w:lineRule="auto"/>
         <w:ind w:firstLine="567"/>
         <w:jc w:val="both"/>
         <w:rPr>
@@ -1058,7 +1069,7 @@
     </w:p>
     <w:p>
       <w:pPr>
-        <w:spacing w:after="0" w:line="240" w:lineRule="auto"/>
+        <w:spacing w:before="60" w:after="0" w:line="240" w:lineRule="auto"/>
         <w:ind w:firstLine="567"/>
         <w:jc w:val="both"/>
         <w:rPr>
@@ -1097,7 +1108,7 @@
     </w:p>
     <w:p>
       <w:pPr>
-        <w:spacing w:after="0" w:line="240" w:lineRule="auto"/>
+        <w:spacing w:before="60" w:after="0" w:line="240" w:lineRule="auto"/>
         <w:ind w:firstLine="567"/>
         <w:jc w:val="both"/>
         <w:rPr>
@@ -1131,26 +1142,19 @@
           <w:color w:val="000000" w:themeColor="text1"/>
           <w:szCs w:val="28"/>
         </w:rPr>
-        <w:t>, v</w:t>
-      </w:r>
-      <w:r>
-        <w:rPr>
-          <w:color w:val="000000" w:themeColor="text1"/>
-          <w:szCs w:val="28"/>
-        </w:rPr>
-        <w:t>ề</w:t>
-      </w:r>
-      <w:r>
-        <w:rPr>
-          <w:color w:val="000000" w:themeColor="text1"/>
-          <w:szCs w:val="28"/>
-        </w:rPr>
-        <w:t xml:space="preserve"> các nội dung sau: </w:t>
+        <w:t>.</w:t>
+      </w:r>
+      <w:r>
+        <w:rPr>
+          <w:color w:val="000000" w:themeColor="text1"/>
+          <w:szCs w:val="28"/>
+        </w:rPr>
+        <w:t xml:space="preserve"> </w:t>
       </w:r>
     </w:p>
     <w:p>
       <w:pPr>
-        <w:spacing w:after="0" w:line="240" w:lineRule="auto"/>
+        <w:spacing w:before="60" w:after="0" w:line="240" w:lineRule="auto"/>
         <w:ind w:firstLine="567"/>
         <w:jc w:val="both"/>
         <w:rPr>
@@ -1168,7 +1172,7 @@
     </w:p>
     <w:p>
       <w:pPr>
-        <w:spacing w:after="0" w:line="240" w:lineRule="auto"/>
+        <w:spacing w:before="60" w:after="0" w:line="240" w:lineRule="auto"/>
         <w:ind w:firstLine="567"/>
         <w:jc w:val="both"/>
         <w:rPr>
@@ -1255,7 +1259,7 @@
     </w:p>
     <w:p>
       <w:pPr>
-        <w:spacing w:after="0" w:line="240" w:lineRule="auto"/>
+        <w:spacing w:before="60" w:after="0" w:line="240" w:lineRule="auto"/>
         <w:ind w:firstLine="567"/>
         <w:jc w:val="both"/>
         <w:rPr>
@@ -1324,7 +1328,7 @@
     </w:p>
     <w:p>
       <w:pPr>
-        <w:spacing w:after="0" w:line="240" w:lineRule="auto"/>
+        <w:spacing w:before="60" w:after="0" w:line="240" w:lineRule="auto"/>
         <w:ind w:firstLine="567"/>
         <w:jc w:val="both"/>
         <w:rPr>
@@ -1482,7 +1486,7 @@
     </w:p>
     <w:p>
       <w:pPr>
-        <w:spacing w:after="0" w:line="240" w:lineRule="auto"/>
+        <w:spacing w:before="60" w:after="0" w:line="240" w:lineRule="auto"/>
         <w:ind w:firstLine="567"/>
         <w:jc w:val="both"/>
         <w:rPr>
@@ -1668,6 +1672,7 @@
           <w:color w:val="000000" w:themeColor="text1"/>
           <w:sz w:val="22"/>
         </w:rPr>
+        <w:lastRenderedPageBreak/>
         <w:t xml:space="preserve">- Lưu: VT, </w:t>
       </w:r>
       <w:bookmarkStart w:id="1" w:name="_Hlk205236029"/>
@@ -1781,7 +1786,6 @@
           <w:color w:val="000000" w:themeColor="text1"/>
           <w:szCs w:val="28"/>
         </w:rPr>
-        <w:lastRenderedPageBreak/>
         <w:tab/>
       </w:r>
       <w:r>
@@ -2675,6 +2679,7 @@
   <w:style w:type="character" w:default="1" w:styleId="DefaultParagraphFont">
     <w:name w:val="Default Paragraph Font"/>
     <w:uiPriority w:val="1"/>
+    <w:semiHidden/>
     <w:unhideWhenUsed/>
   </w:style>
   <w:style w:type="table" w:default="1" w:styleId="TableNormal">

--- a/static/media/1.qd_ktra.docx
+++ b/static/media/1.qd_ktra.docx
@@ -1548,7 +1548,7 @@
     <w:p>
       <w:pPr>
         <w:tabs>
-          <w:tab w:val="center" w:pos="7371"/>
+          <w:tab w:val="center" w:pos="6804"/>
         </w:tabs>
         <w:spacing w:before="240" w:after="0" w:line="240" w:lineRule="auto"/>
         <w:jc w:val="both"/>
@@ -1588,7 +1588,7 @@
     <w:p>
       <w:pPr>
         <w:tabs>
-          <w:tab w:val="center" w:pos="7371"/>
+          <w:tab w:val="center" w:pos="6804"/>
         </w:tabs>
         <w:spacing w:before="40" w:after="0" w:line="240" w:lineRule="auto"/>
         <w:jc w:val="both"/>
@@ -1770,7 +1770,7 @@
     <w:p>
       <w:pPr>
         <w:tabs>
-          <w:tab w:val="center" w:pos="7371"/>
+          <w:tab w:val="center" w:pos="6804"/>
         </w:tabs>
         <w:spacing w:after="120" w:line="240" w:lineRule="auto"/>
         <w:jc w:val="both"/>

--- a/static/media/1.qd_ktra.docx
+++ b/static/media/1.qd_ktra.docx
@@ -639,12 +639,14 @@
       </w:pPr>
       <w:r>
         <w:rPr>
-          <w:i/>
-          <w:color w:val="000000" w:themeColor="text1"/>
-          <w:szCs w:val="28"/>
+          <w:rFonts w:ascii="Times New Roman Italic" w:hAnsi="Times New Roman Italic"/>
+          <w:i/>
+          <w:iCs/>
+          <w:color w:val="000000"/>
+          <w:spacing w:val="-6"/>
           <w:lang w:val="nl-NL"/>
         </w:rPr>
-        <w:t xml:space="preserve">Căn cứ các Luật </w:t>
+        <w:t>Căn cứ các Luật Thuế, Luật Phí và lệ phí và các văn bản hướng dẫn thi hành</w:t>
       </w:r>
       <w:r>
         <w:rPr>
@@ -653,16 +655,7 @@
           <w:szCs w:val="28"/>
           <w:lang w:val="nl-NL"/>
         </w:rPr>
-        <w:t>T</w:t>
-      </w:r>
-      <w:r>
-        <w:rPr>
-          <w:i/>
-          <w:color w:val="000000" w:themeColor="text1"/>
-          <w:szCs w:val="28"/>
-          <w:lang w:val="nl-NL"/>
-        </w:rPr>
-        <w:t>huế, phí, lệ phí và các văn bản hướng dẫn thi hành;</w:t>
+        <w:t>;</w:t>
       </w:r>
     </w:p>
     <w:p>
@@ -1064,7 +1057,70 @@
           <w:color w:val="000000" w:themeColor="text1"/>
           <w:szCs w:val="28"/>
         </w:rPr>
-        <w:t xml:space="preserve">; </w:t>
+        <w:t>.</w:t>
+      </w:r>
+      <w:r>
+        <w:rPr>
+          <w:color w:val="000000" w:themeColor="text1"/>
+          <w:szCs w:val="28"/>
+        </w:rPr>
+        <w:t xml:space="preserve"> </w:t>
+      </w:r>
+      <w:r>
+        <w:rPr>
+          <w:color w:val="000000" w:themeColor="text1"/>
+          <w:szCs w:val="28"/>
+        </w:rPr>
+        <w:t>Mã số thuế:</w:t>
+      </w:r>
+      <w:r>
+        <w:rPr>
+          <w:color w:val="000000" w:themeColor="text1"/>
+          <w:szCs w:val="28"/>
+        </w:rPr>
+        <w:t xml:space="preserve"> &lt;mst&gt;</w:t>
+      </w:r>
+      <w:r>
+        <w:rPr>
+          <w:color w:val="000000" w:themeColor="text1"/>
+          <w:szCs w:val="28"/>
+        </w:rPr>
+        <w:t xml:space="preserve">. </w:t>
+      </w:r>
+      <w:r>
+        <w:rPr>
+          <w:color w:val="000000" w:themeColor="text1"/>
+          <w:szCs w:val="28"/>
+        </w:rPr>
+        <w:t>Địa chỉ</w:t>
+      </w:r>
+      <w:r>
+        <w:rPr>
+          <w:color w:val="000000" w:themeColor="text1"/>
+          <w:szCs w:val="28"/>
+        </w:rPr>
+        <w:t>:</w:t>
+      </w:r>
+      <w:r>
+        <w:rPr>
+          <w:color w:val="000000" w:themeColor="text1"/>
+          <w:szCs w:val="28"/>
+        </w:rPr>
+        <w:t xml:space="preserve"> &lt;dia_chi&gt;</w:t>
+      </w:r>
+      <w:r>
+        <w:rPr>
+          <w:color w:val="000000" w:themeColor="text1"/>
+          <w:szCs w:val="28"/>
+        </w:rPr>
+        <w:t>.</w:t>
+      </w:r>
+      <w:r>
+        <w:rPr>
+          <w:color w:val="000000" w:themeColor="text1"/>
+          <w:szCs w:val="28"/>
+        </w:rPr>
+        <w:t xml:space="preserve"> </w:t>
       </w:r>
     </w:p>
     <w:p>
@@ -1082,28 +1138,7 @@
           <w:color w:val="000000" w:themeColor="text1"/>
           <w:szCs w:val="28"/>
         </w:rPr>
-        <w:t>Mã số thuế:</w:t>
-      </w:r>
-      <w:r>
-        <w:rPr>
-          <w:color w:val="000000" w:themeColor="text1"/>
-          <w:szCs w:val="28"/>
-        </w:rPr>
-        <w:t xml:space="preserve"> &lt;mst&gt;</w:t>
-      </w:r>
-      <w:r>
-        <w:rPr>
-          <w:color w:val="000000" w:themeColor="text1"/>
-          <w:szCs w:val="28"/>
-        </w:rPr>
-        <w:t>;</w:t>
-      </w:r>
-      <w:r>
-        <w:rPr>
-          <w:color w:val="000000" w:themeColor="text1"/>
-          <w:szCs w:val="28"/>
-        </w:rPr>
-        <w:t xml:space="preserve"> </w:t>
+        <w:t>Nội dung kiểm tra: Kiểm tra chấp hành pháp luật thuế.</w:t>
       </w:r>
     </w:p>
     <w:p>
@@ -1121,28 +1156,7 @@
           <w:color w:val="000000" w:themeColor="text1"/>
           <w:szCs w:val="28"/>
         </w:rPr>
-        <w:t>Địa chỉ</w:t>
-      </w:r>
-      <w:r>
-        <w:rPr>
-          <w:color w:val="000000" w:themeColor="text1"/>
-          <w:szCs w:val="28"/>
-        </w:rPr>
-        <w:t>:</w:t>
-      </w:r>
-      <w:r>
-        <w:rPr>
-          <w:color w:val="000000" w:themeColor="text1"/>
-          <w:szCs w:val="28"/>
-        </w:rPr>
-        <w:t xml:space="preserve"> &lt;dia_chi&gt;</w:t>
-      </w:r>
-      <w:r>
-        <w:rPr>
-          <w:color w:val="000000" w:themeColor="text1"/>
-          <w:szCs w:val="28"/>
-        </w:rPr>
-        <w:t>.</w:t>
+        <w:t>Thời kỳ</w:t>
       </w:r>
       <w:r>
         <w:rPr>
@@ -1151,49 +1165,6 @@
         </w:rPr>
         <w:t xml:space="preserve"> </w:t>
       </w:r>
-    </w:p>
-    <w:p>
-      <w:pPr>
-        <w:spacing w:before="60" w:after="0" w:line="240" w:lineRule="auto"/>
-        <w:ind w:firstLine="567"/>
-        <w:jc w:val="both"/>
-        <w:rPr>
-          <w:color w:val="000000" w:themeColor="text1"/>
-          <w:szCs w:val="28"/>
-        </w:rPr>
-      </w:pPr>
-      <w:r>
-        <w:rPr>
-          <w:color w:val="000000" w:themeColor="text1"/>
-          <w:szCs w:val="28"/>
-        </w:rPr>
-        <w:t>Nội dung kiểm tra: Kiểm tra việc chấp hành pháp luật thuế.</w:t>
-      </w:r>
-    </w:p>
-    <w:p>
-      <w:pPr>
-        <w:spacing w:before="60" w:after="0" w:line="240" w:lineRule="auto"/>
-        <w:ind w:firstLine="567"/>
-        <w:jc w:val="both"/>
-        <w:rPr>
-          <w:color w:val="000000" w:themeColor="text1"/>
-          <w:szCs w:val="28"/>
-        </w:rPr>
-      </w:pPr>
-      <w:r>
-        <w:rPr>
-          <w:color w:val="000000" w:themeColor="text1"/>
-          <w:szCs w:val="28"/>
-        </w:rPr>
-        <w:t>Thời kỳ</w:t>
-      </w:r>
-      <w:r>
-        <w:rPr>
-          <w:color w:val="000000" w:themeColor="text1"/>
-          <w:szCs w:val="28"/>
-        </w:rPr>
-        <w:t xml:space="preserve"> </w:t>
-      </w:r>
       <w:r>
         <w:rPr>
           <w:color w:val="000000" w:themeColor="text1"/>
@@ -1206,17 +1177,14 @@
           <w:color w:val="000000" w:themeColor="text1"/>
           <w:szCs w:val="28"/>
         </w:rPr>
-        <w:t xml:space="preserve"> tra: Từ ngày </w:t>
-      </w:r>
-      <w:r>
-        <w:rPr>
-          <w:color w:val="000000" w:themeColor="text1"/>
-          <w:szCs w:val="28"/>
-        </w:rPr>
-        <w:t>01/01</w:t>
-      </w:r>
-      <w:r>
-        <w:t xml:space="preserve"> </w:t>
+        <w:t xml:space="preserve"> tra: Từ </w:t>
+      </w:r>
+      <w:r>
+        <w:rPr>
+          <w:color w:val="000000" w:themeColor="text1"/>
+          <w:szCs w:val="28"/>
+        </w:rPr>
+        <w:t xml:space="preserve">năm </w:t>
       </w:r>
       <w:r>
         <w:rPr>
@@ -1230,17 +1198,14 @@
           <w:color w:val="000000" w:themeColor="text1"/>
           <w:szCs w:val="28"/>
         </w:rPr>
-        <w:t xml:space="preserve"> đến ngày </w:t>
-      </w:r>
-      <w:r>
-        <w:rPr>
-          <w:color w:val="000000" w:themeColor="text1"/>
-          <w:szCs w:val="28"/>
-        </w:rPr>
-        <w:t>31/12</w:t>
-      </w:r>
-      <w:r>
-        <w:t xml:space="preserve"> </w:t>
+        <w:t xml:space="preserve"> đến </w:t>
+      </w:r>
+      <w:r>
+        <w:rPr>
+          <w:color w:val="000000" w:themeColor="text1"/>
+          <w:szCs w:val="28"/>
+        </w:rPr>
+        <w:t xml:space="preserve">năm </w:t>
       </w:r>
       <w:r>
         <w:rPr>
@@ -1672,7 +1637,6 @@
           <w:color w:val="000000" w:themeColor="text1"/>
           <w:sz w:val="22"/>
         </w:rPr>
-        <w:lastRenderedPageBreak/>
         <w:t xml:space="preserve">- Lưu: VT, </w:t>
       </w:r>
       <w:bookmarkStart w:id="1" w:name="_Hlk205236029"/>
@@ -1684,21 +1648,13 @@
         </w:rPr>
         <w:t>KTr2</w:t>
       </w:r>
-      <w:r>
-        <w:rPr>
-          <w:bCs/>
-          <w:iCs/>
+      <w:bookmarkEnd w:id="1"/>
+      <w:r>
+        <w:rPr>
+          <w:color w:val="000000" w:themeColor="text1"/>
           <w:sz w:val="22"/>
         </w:rPr>
-        <w:t xml:space="preserve"> </w:t>
-      </w:r>
-      <w:bookmarkEnd w:id="1"/>
-      <w:r>
-        <w:rPr>
-          <w:color w:val="000000" w:themeColor="text1"/>
-          <w:sz w:val="22"/>
-        </w:rPr>
-        <w:t>(04b).</w:t>
+        <w:t>.</w:t>
       </w:r>
     </w:p>
     <w:p>

--- a/static/media/1.qd_ktra.docx
+++ b/static/media/1.qd_ktra.docx
@@ -1567,7 +1567,22 @@
           <w:color w:val="000000" w:themeColor="text1"/>
           <w:sz w:val="22"/>
         </w:rPr>
-        <w:t xml:space="preserve">- Như điều 3; </w:t>
+        <w:t xml:space="preserve">- Như </w:t>
+      </w:r>
+      <w:r>
+        <w:rPr>
+          <w:color w:val="000000" w:themeColor="text1"/>
+          <w:sz w:val="22"/>
+          <w:lang w:val="nl-NL"/>
+        </w:rPr>
+        <w:t xml:space="preserve">Điều </w:t>
+      </w:r>
+      <w:r>
+        <w:rPr>
+          <w:color w:val="000000" w:themeColor="text1"/>
+          <w:sz w:val="22"/>
+        </w:rPr>
+        <w:t xml:space="preserve">3; </w:t>
       </w:r>
       <w:r>
         <w:rPr>
@@ -2635,7 +2650,6 @@
   <w:style w:type="character" w:default="1" w:styleId="DefaultParagraphFont">
     <w:name w:val="Default Paragraph Font"/>
     <w:uiPriority w:val="1"/>
-    <w:semiHidden/>
     <w:unhideWhenUsed/>
   </w:style>
   <w:style w:type="table" w:default="1" w:styleId="TableNormal">

--- a/static/media/1.qd_ktra.docx
+++ b/static/media/1.qd_ktra.docx
@@ -79,15 +79,15 @@
         <mc:AlternateContent>
           <mc:Choice Requires="wps">
             <w:drawing>
-              <wp:anchor distT="0" distB="0" distL="114300" distR="114300" simplePos="0" relativeHeight="251660800" behindDoc="0" locked="0" layoutInCell="1" allowOverlap="1" wp14:anchorId="7A33B5E7" wp14:editId="2F2C1005">
+              <wp:anchor distT="0" distB="0" distL="114300" distR="114300" simplePos="0" relativeHeight="251660800" behindDoc="0" locked="0" layoutInCell="1" allowOverlap="1" wp14:anchorId="7A33B5E7" wp14:editId="36979E27">
                 <wp:simplePos x="0" y="0"/>
                 <wp:positionH relativeFrom="column">
-                  <wp:posOffset>3253105</wp:posOffset>
+                  <wp:posOffset>3012325</wp:posOffset>
                 </wp:positionH>
                 <wp:positionV relativeFrom="paragraph">
                   <wp:posOffset>214630</wp:posOffset>
                 </wp:positionV>
-                <wp:extent cx="1450338" cy="0"/>
+                <wp:extent cx="1930400" cy="0"/>
                 <wp:effectExtent l="0" t="0" r="0" b="0"/>
                 <wp:wrapNone/>
                 <wp:docPr id="1345037387" name="AutoShape 5"/>
@@ -103,7 +103,7 @@
                       <wps:spPr bwMode="auto">
                         <a:xfrm>
                           <a:off x="0" y="0"/>
-                          <a:ext cx="1450338" cy="0"/>
+                          <a:ext cx="1930400" cy="0"/>
                         </a:xfrm>
                         <a:prstGeom prst="straightConnector1">
                           <a:avLst/>
@@ -140,11 +140,11 @@
           </mc:Choice>
           <mc:Fallback>
             <w:pict>
-              <v:shapetype w14:anchorId="1F4C4763" id="_x0000_t32" coordsize="21600,21600" o:spt="32" o:oned="t" path="m,l21600,21600e" filled="f">
+              <v:shapetype w14:anchorId="4A71D7EE" id="_x0000_t32" coordsize="21600,21600" o:spt="32" o:oned="t" path="m,l21600,21600e" filled="f">
                 <v:path arrowok="t" fillok="f" o:connecttype="none"/>
                 <o:lock v:ext="edit" shapetype="t"/>
               </v:shapetype>
-              <v:shape id="AutoShape 5" o:spid="_x0000_s1026" type="#_x0000_t32" style="position:absolute;margin-left:256.15pt;margin-top:16.9pt;width:114.2pt;height:0;z-index:251660800;visibility:visible;mso-wrap-style:square;mso-width-percent:0;mso-height-percent:0;mso-wrap-distance-left:9pt;mso-wrap-distance-top:0;mso-wrap-distance-right:9pt;mso-wrap-distance-bottom:0;mso-position-horizontal:absolute;mso-position-horizontal-relative:text;mso-position-vertical:absolute;mso-position-vertical-relative:text;mso-width-percent:0;mso-height-percent:0;mso-width-relative:page;mso-height-relative:page" o:gfxdata="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"/>
+              <v:shape id="AutoShape 5" o:spid="_x0000_s1026" type="#_x0000_t32" style="position:absolute;margin-left:237.2pt;margin-top:16.9pt;width:152pt;height:0;z-index:251660800;visibility:visible;mso-wrap-style:square;mso-width-percent:0;mso-height-percent:0;mso-wrap-distance-left:9pt;mso-wrap-distance-top:0;mso-wrap-distance-right:9pt;mso-wrap-distance-bottom:0;mso-position-horizontal:absolute;mso-position-horizontal-relative:text;mso-position-vertical:absolute;mso-position-vertical-relative:text;mso-width-percent:0;mso-height-percent:0;mso-width-relative:page;mso-height-relative:page" o:gfxdata="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"/>
             </w:pict>
           </mc:Fallback>
         </mc:AlternateContent>
@@ -274,7 +274,7 @@
       <w:pPr>
         <w:tabs>
           <w:tab w:val="center" w:pos="1418"/>
-          <w:tab w:val="right" w:pos="9072"/>
+          <w:tab w:val="right" w:pos="8364"/>
         </w:tabs>
         <w:spacing w:after="120" w:line="260" w:lineRule="exact"/>
         <w:jc w:val="both"/>
@@ -292,7 +292,6 @@
           <w:szCs w:val="26"/>
         </w:rPr>
         <w:tab/>
-        <w:t>Số:           /QĐ</w:t>
       </w:r>
       <w:r>
         <w:rPr>
@@ -300,11 +299,20 @@
           <w:sz w:val="26"/>
           <w:szCs w:val="26"/>
         </w:rPr>
+        <w:t>Số:           /QĐ</w:t>
+      </w:r>
+      <w:r>
+        <w:rPr>
+          <w:color w:val="000000" w:themeColor="text1"/>
+          <w:sz w:val="26"/>
+          <w:szCs w:val="26"/>
+        </w:rPr>
         <w:t>-</w:t>
       </w:r>
       <w:r>
         <w:rPr>
-          <w:szCs w:val="28"/>
+          <w:sz w:val="26"/>
+          <w:szCs w:val="26"/>
           <w:lang w:val="nl-NL"/>
         </w:rPr>
         <w:t>QTR</w:t>
@@ -769,7 +777,7 @@
           <w:i/>
           <w:color w:val="auto"/>
         </w:rPr>
-        <w:t xml:space="preserve">ởng Cục Thuế về việc ban hành quy </w:t>
+        <w:t xml:space="preserve">ởng Cục Thuế ban hành quy </w:t>
       </w:r>
       <w:r>
         <w:rPr>
@@ -852,15 +860,6 @@
           <w:lang w:val="nl-NL"/>
         </w:rPr>
         <w:t>Cục trưởng</w:t>
-      </w:r>
-      <w:r>
-        <w:rPr>
-          <w:i/>
-          <w:iCs/>
-          <w:szCs w:val="28"/>
-          <w:lang w:val="nl-NL"/>
-        </w:rPr>
-        <w:t xml:space="preserve"> </w:t>
       </w:r>
       <w:r>
         <w:rPr>
@@ -2650,6 +2649,7 @@
   <w:style w:type="character" w:default="1" w:styleId="DefaultParagraphFont">
     <w:name w:val="Default Paragraph Font"/>
     <w:uiPriority w:val="1"/>
+    <w:semiHidden/>
     <w:unhideWhenUsed/>
   </w:style>
   <w:style w:type="table" w:default="1" w:styleId="TableNormal">
